--- a/templates/plananual/MATEMATICA 1° A 5°/2° MATEMÁTICA - PROGRAMACIÓN CURRICULAR ANUAL .docx
+++ b/templates/plananual/MATEMATICA 1° A 5°/2° MATEMÁTICA - PROGRAMACIÓN CURRICULAR ANUAL .docx
@@ -4789,25 +4789,7 @@
                 <w:lang w:eastAsia="es-ES"/>
               </w:rPr>
               <w:tab/>
-              <w:t xml:space="preserve">Selecciona y emplea estrategias heurísticas, recursos o procedimientos para determinar la longitud, el perímetro, el área o el volumen de </w:t>
-            </w:r>
-            <w:proofErr w:type="spellStart"/>
-            <w:r>
-              <w:rPr>
-                <w:rFonts w:ascii="Arial Nova Cond Light" w:eastAsia="Times New Roman" w:hAnsi="Arial Nova Cond Light" w:cs="Arial"/>
-                <w:bCs/>
-                <w:lang w:eastAsia="es-ES"/>
-              </w:rPr>
-              <w:t>prismas</w:t>
-            </w:r>
-            <w:proofErr w:type="spellEnd"/>
-            <w:r>
-              <w:rPr>
-                <w:rFonts w:ascii="Arial Nova Cond Light" w:eastAsia="Times New Roman" w:hAnsi="Arial Nova Cond Light" w:cs="Arial"/>
-                <w:bCs/>
-                <w:lang w:eastAsia="es-ES"/>
-              </w:rPr>
-              <w:t>, pirámides, polígonos y círculos, así como de áreas bidimensionales compuestas o irregulares, empleando coordenadas cartesianas y unidades convencionales (centímetro, metro y</w:t>
+              <w:t>Selecciona y emplea estrategias heurísticas, recursos o procedimientos para determinar la longitud, el perímetro, el área o el volumen de prismas, pirámides, polígonos y círculos, así como de áreas bidimensionales compuestas o irregulares, empleando coordenadas cartesianas y unidades convencionales (centímetro, metro y</w:t>
             </w:r>
             <w:r>
               <w:rPr>
@@ -11557,6 +11539,7 @@
                 <w:szCs w:val="20"/>
               </w:rPr>
             </w:pPr>
+            <w:bookmarkStart w:id="1" w:name="_Hlk227075175"/>
             <w:r>
               <w:rPr>
                 <w:rFonts w:ascii="Arial Nova Cond" w:hAnsi="Arial Nova Cond" w:cs="Times New Roman"/>
@@ -11833,7 +11816,6 @@
           <w:tcPr>
             <w:tcW w:w="875" w:type="dxa"/>
             <w:vMerge w:val="restart"/>
-            <w:shd w:val="clear" w:color="auto" w:fill="auto"/>
             <w:vAlign w:val="center"/>
           </w:tcPr>
           <w:p>
@@ -11944,7 +11926,6 @@
         <w:tc>
           <w:tcPr>
             <w:tcW w:w="6169" w:type="dxa"/>
-            <w:shd w:val="clear" w:color="auto" w:fill="auto"/>
             <w:vAlign w:val="center"/>
           </w:tcPr>
           <w:p>
@@ -11979,7 +11960,6 @@
         <w:tc>
           <w:tcPr>
             <w:tcW w:w="2015" w:type="dxa"/>
-            <w:shd w:val="clear" w:color="auto" w:fill="auto"/>
             <w:vAlign w:val="center"/>
           </w:tcPr>
           <w:p>
@@ -12018,7 +11998,7 @@
               <w:autoSpaceDE w:val="0"/>
               <w:autoSpaceDN w:val="0"/>
               <w:adjustRightInd w:val="0"/>
-              <w:jc w:val="center"/>
+              <w:jc w:val="both"/>
               <w:rPr>
                 <w:rFonts w:ascii="Arial Nova Cond" w:hAnsi="Arial Nova Cond" w:cs="Arial"/>
                 <w:color w:val="000000"/>
@@ -12042,7 +12022,6 @@
         <w:tc>
           <w:tcPr>
             <w:tcW w:w="1337" w:type="dxa"/>
-            <w:shd w:val="clear" w:color="auto" w:fill="auto"/>
             <w:vAlign w:val="center"/>
           </w:tcPr>
           <w:p>
@@ -12081,7 +12060,6 @@
           <w:tcPr>
             <w:tcW w:w="875" w:type="dxa"/>
             <w:vMerge/>
-            <w:shd w:val="clear" w:color="auto" w:fill="auto"/>
             <w:vAlign w:val="center"/>
           </w:tcPr>
           <w:p>
@@ -12173,7 +12151,6 @@
         <w:tc>
           <w:tcPr>
             <w:tcW w:w="6169" w:type="dxa"/>
-            <w:shd w:val="clear" w:color="auto" w:fill="auto"/>
             <w:vAlign w:val="center"/>
           </w:tcPr>
           <w:p>
@@ -12208,7 +12185,6 @@
         <w:tc>
           <w:tcPr>
             <w:tcW w:w="2015" w:type="dxa"/>
-            <w:shd w:val="clear" w:color="auto" w:fill="auto"/>
             <w:vAlign w:val="center"/>
           </w:tcPr>
           <w:p>
@@ -12247,7 +12223,7 @@
               <w:autoSpaceDE w:val="0"/>
               <w:autoSpaceDN w:val="0"/>
               <w:adjustRightInd w:val="0"/>
-              <w:jc w:val="center"/>
+              <w:jc w:val="both"/>
               <w:rPr>
                 <w:rFonts w:ascii="Arial Nova Cond" w:hAnsi="Arial Nova Cond" w:cs="Arial"/>
                 <w:color w:val="000000"/>
@@ -12271,7 +12247,6 @@
         <w:tc>
           <w:tcPr>
             <w:tcW w:w="1337" w:type="dxa"/>
-            <w:shd w:val="clear" w:color="auto" w:fill="auto"/>
             <w:vAlign w:val="center"/>
           </w:tcPr>
           <w:p>
@@ -12310,7 +12285,6 @@
           <w:tcPr>
             <w:tcW w:w="875" w:type="dxa"/>
             <w:vMerge/>
-            <w:shd w:val="clear" w:color="auto" w:fill="auto"/>
             <w:vAlign w:val="center"/>
           </w:tcPr>
           <w:p>
@@ -12402,7 +12376,6 @@
         <w:tc>
           <w:tcPr>
             <w:tcW w:w="6169" w:type="dxa"/>
-            <w:shd w:val="clear" w:color="auto" w:fill="auto"/>
             <w:vAlign w:val="center"/>
           </w:tcPr>
           <w:p>
@@ -12437,7 +12410,6 @@
         <w:tc>
           <w:tcPr>
             <w:tcW w:w="2015" w:type="dxa"/>
-            <w:shd w:val="clear" w:color="auto" w:fill="auto"/>
             <w:vAlign w:val="center"/>
           </w:tcPr>
           <w:p>
@@ -12476,7 +12448,7 @@
               <w:autoSpaceDE w:val="0"/>
               <w:autoSpaceDN w:val="0"/>
               <w:adjustRightInd w:val="0"/>
-              <w:jc w:val="center"/>
+              <w:jc w:val="both"/>
               <w:rPr>
                 <w:rFonts w:ascii="Arial Nova Cond" w:hAnsi="Arial Nova Cond" w:cs="Arial"/>
                 <w:color w:val="000000"/>
@@ -12500,7 +12472,6 @@
         <w:tc>
           <w:tcPr>
             <w:tcW w:w="1337" w:type="dxa"/>
-            <w:shd w:val="clear" w:color="auto" w:fill="auto"/>
             <w:vAlign w:val="center"/>
           </w:tcPr>
           <w:p>
@@ -12539,7 +12510,6 @@
           <w:tcPr>
             <w:tcW w:w="875" w:type="dxa"/>
             <w:vMerge w:val="restart"/>
-            <w:shd w:val="clear" w:color="auto" w:fill="auto"/>
             <w:vAlign w:val="center"/>
           </w:tcPr>
           <w:p>
@@ -12642,7 +12612,6 @@
         <w:tc>
           <w:tcPr>
             <w:tcW w:w="6169" w:type="dxa"/>
-            <w:shd w:val="clear" w:color="auto" w:fill="auto"/>
             <w:vAlign w:val="center"/>
           </w:tcPr>
           <w:p>
@@ -12678,7 +12647,6 @@
         <w:tc>
           <w:tcPr>
             <w:tcW w:w="2015" w:type="dxa"/>
-            <w:shd w:val="clear" w:color="auto" w:fill="auto"/>
             <w:vAlign w:val="center"/>
           </w:tcPr>
           <w:p>
@@ -12717,7 +12685,7 @@
               <w:autoSpaceDE w:val="0"/>
               <w:autoSpaceDN w:val="0"/>
               <w:adjustRightInd w:val="0"/>
-              <w:jc w:val="center"/>
+              <w:jc w:val="both"/>
               <w:rPr>
                 <w:rFonts w:ascii="Arial Nova Cond" w:hAnsi="Arial Nova Cond" w:cs="Arial"/>
                 <w:color w:val="000000"/>
@@ -12741,7 +12709,6 @@
         <w:tc>
           <w:tcPr>
             <w:tcW w:w="1337" w:type="dxa"/>
-            <w:shd w:val="clear" w:color="auto" w:fill="auto"/>
             <w:vAlign w:val="center"/>
           </w:tcPr>
           <w:p>
@@ -12780,7 +12747,6 @@
           <w:tcPr>
             <w:tcW w:w="875" w:type="dxa"/>
             <w:vMerge/>
-            <w:shd w:val="clear" w:color="auto" w:fill="auto"/>
             <w:vAlign w:val="center"/>
           </w:tcPr>
           <w:p>
@@ -12872,7 +12838,6 @@
         <w:tc>
           <w:tcPr>
             <w:tcW w:w="6169" w:type="dxa"/>
-            <w:shd w:val="clear" w:color="auto" w:fill="auto"/>
             <w:vAlign w:val="center"/>
           </w:tcPr>
           <w:p>
@@ -12908,7 +12873,6 @@
         <w:tc>
           <w:tcPr>
             <w:tcW w:w="2015" w:type="dxa"/>
-            <w:shd w:val="clear" w:color="auto" w:fill="auto"/>
             <w:vAlign w:val="center"/>
           </w:tcPr>
           <w:p>
@@ -12947,7 +12911,7 @@
               <w:autoSpaceDE w:val="0"/>
               <w:autoSpaceDN w:val="0"/>
               <w:adjustRightInd w:val="0"/>
-              <w:jc w:val="center"/>
+              <w:jc w:val="both"/>
               <w:rPr>
                 <w:rFonts w:ascii="Arial Nova Cond" w:hAnsi="Arial Nova Cond" w:cs="Arial"/>
                 <w:color w:val="000000"/>
@@ -12971,7 +12935,6 @@
         <w:tc>
           <w:tcPr>
             <w:tcW w:w="1337" w:type="dxa"/>
-            <w:shd w:val="clear" w:color="auto" w:fill="auto"/>
             <w:vAlign w:val="center"/>
           </w:tcPr>
           <w:p>
@@ -13010,7 +12973,6 @@
           <w:tcPr>
             <w:tcW w:w="875" w:type="dxa"/>
             <w:vMerge w:val="restart"/>
-            <w:shd w:val="clear" w:color="auto" w:fill="auto"/>
             <w:vAlign w:val="center"/>
           </w:tcPr>
           <w:p>
@@ -13114,7 +13076,6 @@
         <w:tc>
           <w:tcPr>
             <w:tcW w:w="6169" w:type="dxa"/>
-            <w:shd w:val="clear" w:color="auto" w:fill="auto"/>
             <w:vAlign w:val="center"/>
           </w:tcPr>
           <w:p>
@@ -13150,7 +13111,6 @@
         <w:tc>
           <w:tcPr>
             <w:tcW w:w="2015" w:type="dxa"/>
-            <w:shd w:val="clear" w:color="auto" w:fill="auto"/>
             <w:vAlign w:val="center"/>
           </w:tcPr>
           <w:p>
@@ -13189,7 +13149,7 @@
               <w:autoSpaceDE w:val="0"/>
               <w:autoSpaceDN w:val="0"/>
               <w:adjustRightInd w:val="0"/>
-              <w:jc w:val="center"/>
+              <w:jc w:val="both"/>
               <w:rPr>
                 <w:rFonts w:ascii="Arial Nova Cond" w:hAnsi="Arial Nova Cond" w:cs="Arial"/>
                 <w:color w:val="000000"/>
@@ -13213,7 +13173,6 @@
         <w:tc>
           <w:tcPr>
             <w:tcW w:w="1337" w:type="dxa"/>
-            <w:shd w:val="clear" w:color="auto" w:fill="auto"/>
             <w:vAlign w:val="center"/>
           </w:tcPr>
           <w:p>
@@ -13252,7 +13211,6 @@
           <w:tcPr>
             <w:tcW w:w="875" w:type="dxa"/>
             <w:vMerge/>
-            <w:shd w:val="clear" w:color="auto" w:fill="auto"/>
             <w:vAlign w:val="center"/>
           </w:tcPr>
           <w:p>
@@ -13344,7 +13302,6 @@
         <w:tc>
           <w:tcPr>
             <w:tcW w:w="6169" w:type="dxa"/>
-            <w:shd w:val="clear" w:color="auto" w:fill="auto"/>
             <w:vAlign w:val="center"/>
           </w:tcPr>
           <w:p>
@@ -13379,7 +13336,6 @@
         <w:tc>
           <w:tcPr>
             <w:tcW w:w="2015" w:type="dxa"/>
-            <w:shd w:val="clear" w:color="auto" w:fill="auto"/>
             <w:vAlign w:val="center"/>
           </w:tcPr>
           <w:p>
@@ -13418,7 +13374,7 @@
               <w:autoSpaceDE w:val="0"/>
               <w:autoSpaceDN w:val="0"/>
               <w:adjustRightInd w:val="0"/>
-              <w:jc w:val="center"/>
+              <w:jc w:val="both"/>
               <w:rPr>
                 <w:rFonts w:ascii="Arial Nova Cond" w:hAnsi="Arial Nova Cond" w:cs="Arial"/>
                 <w:color w:val="000000"/>
@@ -13442,7 +13398,6 @@
         <w:tc>
           <w:tcPr>
             <w:tcW w:w="1337" w:type="dxa"/>
-            <w:shd w:val="clear" w:color="auto" w:fill="auto"/>
             <w:vAlign w:val="center"/>
           </w:tcPr>
           <w:p>
@@ -13481,7 +13436,6 @@
           <w:tcPr>
             <w:tcW w:w="875" w:type="dxa"/>
             <w:vMerge w:val="restart"/>
-            <w:shd w:val="clear" w:color="auto" w:fill="auto"/>
             <w:vAlign w:val="center"/>
           </w:tcPr>
           <w:p>
@@ -13592,7 +13546,6 @@
         <w:tc>
           <w:tcPr>
             <w:tcW w:w="6169" w:type="dxa"/>
-            <w:shd w:val="clear" w:color="auto" w:fill="auto"/>
             <w:vAlign w:val="center"/>
           </w:tcPr>
           <w:p>
@@ -13627,7 +13580,6 @@
         <w:tc>
           <w:tcPr>
             <w:tcW w:w="2015" w:type="dxa"/>
-            <w:shd w:val="clear" w:color="auto" w:fill="auto"/>
             <w:vAlign w:val="center"/>
           </w:tcPr>
           <w:p>
@@ -13666,7 +13618,7 @@
               <w:autoSpaceDE w:val="0"/>
               <w:autoSpaceDN w:val="0"/>
               <w:adjustRightInd w:val="0"/>
-              <w:jc w:val="center"/>
+              <w:jc w:val="both"/>
               <w:rPr>
                 <w:rFonts w:ascii="Arial Nova Cond" w:hAnsi="Arial Nova Cond" w:cs="Arial"/>
                 <w:color w:val="000000"/>
@@ -13690,7 +13642,6 @@
         <w:tc>
           <w:tcPr>
             <w:tcW w:w="1337" w:type="dxa"/>
-            <w:shd w:val="clear" w:color="auto" w:fill="auto"/>
             <w:vAlign w:val="center"/>
           </w:tcPr>
           <w:p>
@@ -13729,7 +13680,6 @@
           <w:tcPr>
             <w:tcW w:w="875" w:type="dxa"/>
             <w:vMerge/>
-            <w:shd w:val="clear" w:color="auto" w:fill="auto"/>
             <w:vAlign w:val="center"/>
           </w:tcPr>
           <w:p>
@@ -13829,7 +13779,6 @@
         <w:tc>
           <w:tcPr>
             <w:tcW w:w="6169" w:type="dxa"/>
-            <w:shd w:val="clear" w:color="auto" w:fill="auto"/>
             <w:vAlign w:val="center"/>
           </w:tcPr>
           <w:p>
@@ -13865,7 +13814,6 @@
         <w:tc>
           <w:tcPr>
             <w:tcW w:w="2015" w:type="dxa"/>
-            <w:shd w:val="clear" w:color="auto" w:fill="auto"/>
             <w:vAlign w:val="center"/>
           </w:tcPr>
           <w:p>
@@ -13903,7 +13851,7 @@
               <w:autoSpaceDE w:val="0"/>
               <w:autoSpaceDN w:val="0"/>
               <w:adjustRightInd w:val="0"/>
-              <w:jc w:val="center"/>
+              <w:jc w:val="both"/>
               <w:rPr>
                 <w:rFonts w:ascii="Arial Nova Cond" w:hAnsi="Arial Nova Cond" w:cs="Arial"/>
                 <w:color w:val="000000"/>
@@ -13927,7 +13875,6 @@
         <w:tc>
           <w:tcPr>
             <w:tcW w:w="1337" w:type="dxa"/>
-            <w:shd w:val="clear" w:color="auto" w:fill="auto"/>
             <w:vAlign w:val="center"/>
           </w:tcPr>
           <w:p>
@@ -13957,6 +13904,7 @@
           </w:p>
         </w:tc>
       </w:tr>
+      <w:bookmarkEnd w:id="1"/>
     </w:tbl>
     <w:p>
       <w:pPr>
@@ -25150,7 +25098,7 @@
                 <w:color w:val="000000" w:themeColor="text1"/>
               </w:rPr>
             </w:pPr>
-            <w:bookmarkStart w:id="1" w:name="_Hlk189655559"/>
+            <w:bookmarkStart w:id="2" w:name="_Hlk189655559"/>
             <w:r>
               <w:rPr>
                 <w:rFonts w:ascii="Arial Nova Cond" w:hAnsi="Arial Nova Cond" w:cs="Times New Roman"/>
@@ -25641,7 +25589,7 @@
           </w:p>
         </w:tc>
       </w:tr>
-      <w:bookmarkEnd w:id="1"/>
+      <w:bookmarkEnd w:id="2"/>
     </w:tbl>
     <w:p>
       <w:pPr>
@@ -26350,7 +26298,7 @@
                 <w:color w:val="000000" w:themeColor="text1"/>
               </w:rPr>
             </w:pPr>
-            <w:bookmarkStart w:id="2" w:name="_Hlk189655588"/>
+            <w:bookmarkStart w:id="3" w:name="_Hlk189655588"/>
             <w:r>
               <w:rPr>
                 <w:rFonts w:ascii="Arial Nova Cond" w:hAnsi="Arial Nova Cond" w:cs="Times New Roman"/>
@@ -26865,7 +26813,7 @@
           </w:p>
         </w:tc>
       </w:tr>
-      <w:bookmarkEnd w:id="2"/>
+      <w:bookmarkEnd w:id="3"/>
     </w:tbl>
     <w:p>
       <w:pPr>
@@ -26912,7 +26860,7 @@
                 <w:bCs/>
               </w:rPr>
             </w:pPr>
-            <w:bookmarkStart w:id="3" w:name="_Hlk189655605"/>
+            <w:bookmarkStart w:id="4" w:name="_Hlk189655605"/>
           </w:p>
           <w:p>
             <w:pPr>
@@ -27425,7 +27373,7 @@
           </w:p>
         </w:tc>
       </w:tr>
-      <w:bookmarkEnd w:id="3"/>
+      <w:bookmarkEnd w:id="4"/>
     </w:tbl>
     <w:p>
       <w:pPr>

--- a/templates/plananual/MATEMATICA 1° A 5°/2° MATEMÁTICA - PROGRAMACIÓN CURRICULAR ANUAL .docx
+++ b/templates/plananual/MATEMATICA 1° A 5°/2° MATEMÁTICA - PROGRAMACIÓN CURRICULAR ANUAL .docx
@@ -1,6 +1,6 @@
 
 <file path=word/document.xml><?xml version="1.0" encoding="utf-8"?>
-<w:document xmlns:wpc="http://schemas.microsoft.com/office/word/2010/wordprocessingCanvas" xmlns:cx="http://schemas.microsoft.com/office/drawing/2014/chartex" xmlns:cx1="http://schemas.microsoft.com/office/drawing/2015/9/8/chartex" xmlns:cx2="http://schemas.microsoft.com/office/drawing/2015/10/21/chartex" xmlns:cx3="http://schemas.microsoft.com/office/drawing/2016/5/9/chartex" xmlns:cx4="http://schemas.microsoft.com/office/drawing/2016/5/10/chartex" xmlns:cx5="http://schemas.microsoft.com/office/drawing/2016/5/11/chartex" xmlns:cx6="http://schemas.microsoft.com/office/drawing/2016/5/12/chartex" xmlns:cx7="http://schemas.microsoft.com/office/drawing/2016/5/13/chartex" xmlns:cx8="http://schemas.microsoft.com/office/drawing/2016/5/14/chartex" xmlns:mc="http://schemas.openxmlformats.org/markup-compatibility/2006" xmlns:aink="http://schemas.microsoft.com/office/drawing/2016/ink" xmlns:am3d="http://schemas.microsoft.com/office/drawing/2017/model3d" xmlns:o="urn:schemas-microsoft-com:office:office" xmlns:oel="http://schemas.microsoft.com/office/2019/extlst" xmlns:r="http://schemas.openxmlformats.org/officeDocument/2006/relationships" xmlns:m="http://schemas.openxmlformats.org/officeDocument/2006/math" xmlns:v="urn:schemas-microsoft-com:vml" xmlns:wp14="http://schemas.microsoft.com/office/word/2010/wordprocessingDrawing" xmlns:wp="http://schemas.openxmlformats.org/drawingml/2006/wordprocessingDrawing" xmlns:w10="urn:schemas-microsoft-com:office:word" xmlns:w="http://schemas.openxmlformats.org/wordprocessingml/2006/main" xmlns:w14="http://schemas.microsoft.com/office/word/2010/wordml" xmlns:w15="http://schemas.microsoft.com/office/word/2012/wordml" xmlns:w16cex="http://schemas.microsoft.com/office/word/2018/wordml/cex" xmlns:w16cid="http://schemas.microsoft.com/office/word/2016/wordml/cid" xmlns:w16="http://schemas.microsoft.com/office/word/2018/wordml" xmlns:w16du="http://schemas.microsoft.com/office/word/2023/wordml/word16du" xmlns:w16sdtdh="http://schemas.microsoft.com/office/word/2020/wordml/sdtdatahash" xmlns:w16se="http://schemas.microsoft.com/office/word/2015/wordml/symex" xmlns:wpg="http://schemas.microsoft.com/office/word/2010/wordprocessingGroup" xmlns:wpi="http://schemas.microsoft.com/office/word/2010/wordprocessingInk" xmlns:wne="http://schemas.microsoft.com/office/word/2006/wordml" xmlns:wps="http://schemas.microsoft.com/office/word/2010/wordprocessingShape" mc:Ignorable="w14 w15 w16se w16cid w16 w16cex w16sdtdh w16du wp14">
+<w:document xmlns:wpc="http://schemas.microsoft.com/office/word/2010/wordprocessingCanvas" xmlns:cx="http://schemas.microsoft.com/office/drawing/2014/chartex" xmlns:cx1="http://schemas.microsoft.com/office/drawing/2015/9/8/chartex" xmlns:cx2="http://schemas.microsoft.com/office/drawing/2015/10/21/chartex" xmlns:cx3="http://schemas.microsoft.com/office/drawing/2016/5/9/chartex" xmlns:cx4="http://schemas.microsoft.com/office/drawing/2016/5/10/chartex" xmlns:cx5="http://schemas.microsoft.com/office/drawing/2016/5/11/chartex" xmlns:cx6="http://schemas.microsoft.com/office/drawing/2016/5/12/chartex" xmlns:cx7="http://schemas.microsoft.com/office/drawing/2016/5/13/chartex" xmlns:cx8="http://schemas.microsoft.com/office/drawing/2016/5/14/chartex" xmlns:mc="http://schemas.openxmlformats.org/markup-compatibility/2006" xmlns:aink="http://schemas.microsoft.com/office/drawing/2016/ink" xmlns:am3d="http://schemas.microsoft.com/office/drawing/2017/model3d" xmlns:o="urn:schemas-microsoft-com:office:office" xmlns:oel="http://schemas.microsoft.com/office/2019/extlst" xmlns:r="http://schemas.openxmlformats.org/officeDocument/2006/relationships" xmlns:m="http://schemas.openxmlformats.org/officeDocument/2006/math" xmlns:v="urn:schemas-microsoft-com:vml" xmlns:wp14="http://schemas.microsoft.com/office/word/2010/wordprocessingDrawing" xmlns:wp="http://schemas.openxmlformats.org/drawingml/2006/wordprocessingDrawing" xmlns:w10="urn:schemas-microsoft-com:office:word" xmlns:w="http://schemas.openxmlformats.org/wordprocessingml/2006/main" xmlns:w14="http://schemas.microsoft.com/office/word/2010/wordml" xmlns:w15="http://schemas.microsoft.com/office/word/2012/wordml" xmlns:w16cex="http://schemas.microsoft.com/office/word/2018/wordml/cex" xmlns:w16cid="http://schemas.microsoft.com/office/word/2016/wordml/cid" xmlns:w16="http://schemas.microsoft.com/office/word/2018/wordml" xmlns:w16du="http://schemas.microsoft.com/office/word/2023/wordml/word16du" xmlns:w16sdtdh="http://schemas.microsoft.com/office/word/2020/wordml/sdtdatahash" xmlns:w16sdtfl="http://schemas.microsoft.com/office/word/2024/wordml/sdtformatlock" xmlns:w16se="http://schemas.microsoft.com/office/word/2015/wordml/symex" xmlns:wpg="http://schemas.microsoft.com/office/word/2010/wordprocessingGroup" xmlns:wpi="http://schemas.microsoft.com/office/word/2010/wordprocessingInk" xmlns:wne="http://schemas.microsoft.com/office/word/2006/wordml" xmlns:wps="http://schemas.microsoft.com/office/word/2010/wordprocessingShape" mc:Ignorable="w14 w15 w16se w16cid w16 w16cex w16sdtdh w16sdtfl w16du wp14">
   <w:body>
     <w:p>
       <w:pPr>
@@ -281,7 +281,6 @@
                                 </w:rPr>
                                 <w:t>{{</w:t>
                               </w:r>
-                              <w:proofErr w:type="spellStart"/>
                               <w:r>
                                 <w:rPr>
                                   <w:rFonts w:ascii="Aptos ExtraBold" w:hAnsi="Aptos ExtraBold" w:cs="Times New Roman"/>
@@ -291,19 +290,7 @@
                                   <w:sz w:val="32"/>
                                   <w:szCs w:val="32"/>
                                 </w:rPr>
-                                <w:t>anio</w:t>
-                              </w:r>
-                              <w:proofErr w:type="spellEnd"/>
-                              <w:r>
-                                <w:rPr>
-                                  <w:rFonts w:ascii="Aptos ExtraBold" w:hAnsi="Aptos ExtraBold" w:cs="Times New Roman"/>
-                                  <w:b/>
-                                  <w:bCs/>
-                                  <w:color w:val="FFFFFF" w:themeColor="background1"/>
-                                  <w:sz w:val="32"/>
-                                  <w:szCs w:val="32"/>
-                                </w:rPr>
-                                <w:t>}}</w:t>
+                                <w:t>anio}}</w:t>
                               </w:r>
                             </w:p>
                           </w:txbxContent>
@@ -483,7 +470,6 @@
                           </w:rPr>
                           <w:t>{{</w:t>
                         </w:r>
-                        <w:proofErr w:type="spellStart"/>
                         <w:r>
                           <w:rPr>
                             <w:rFonts w:ascii="Aptos ExtraBold" w:hAnsi="Aptos ExtraBold" w:cs="Times New Roman"/>
@@ -493,19 +479,7 @@
                             <w:sz w:val="32"/>
                             <w:szCs w:val="32"/>
                           </w:rPr>
-                          <w:t>anio</w:t>
-                        </w:r>
-                        <w:proofErr w:type="spellEnd"/>
-                        <w:r>
-                          <w:rPr>
-                            <w:rFonts w:ascii="Aptos ExtraBold" w:hAnsi="Aptos ExtraBold" w:cs="Times New Roman"/>
-                            <w:b/>
-                            <w:bCs/>
-                            <w:color w:val="FFFFFF" w:themeColor="background1"/>
-                            <w:sz w:val="32"/>
-                            <w:szCs w:val="32"/>
-                          </w:rPr>
-                          <w:t>}}</w:t>
+                          <w:t>anio}}</w:t>
                         </w:r>
                       </w:p>
                     </w:txbxContent>
@@ -11466,15 +11440,6 @@
         </w:rPr>
         <w:t xml:space="preserve"> </w:t>
       </w:r>
-      <w:r>
-        <w:rPr>
-          <w:rFonts w:ascii="Arial Nova Cond" w:hAnsi="Arial Nova Cond" w:cs="Times New Roman"/>
-          <w:b/>
-          <w:bCs/>
-          <w:color w:val="000000" w:themeColor="text1"/>
-        </w:rPr>
-        <w:t xml:space="preserve"> </w:t>
-      </w:r>
     </w:p>
     <w:p>
       <w:pPr>
@@ -11484,8 +11449,6 @@
           <w:b/>
           <w:bCs/>
           <w:color w:val="000000" w:themeColor="text1"/>
-          <w:sz w:val="8"/>
-          <w:szCs w:val="8"/>
         </w:rPr>
       </w:pPr>
     </w:p>
@@ -11506,13 +11469,13 @@
         <w:tblLook w:val="04A0" w:firstRow="1" w:lastRow="0" w:firstColumn="1" w:lastColumn="0" w:noHBand="0" w:noVBand="1"/>
       </w:tblPr>
       <w:tblGrid>
-        <w:gridCol w:w="875"/>
-        <w:gridCol w:w="1095"/>
-        <w:gridCol w:w="1726"/>
-        <w:gridCol w:w="6169"/>
-        <w:gridCol w:w="2015"/>
-        <w:gridCol w:w="1634"/>
-        <w:gridCol w:w="1337"/>
+        <w:gridCol w:w="818"/>
+        <w:gridCol w:w="1018"/>
+        <w:gridCol w:w="5379"/>
+        <w:gridCol w:w="1984"/>
+        <w:gridCol w:w="2693"/>
+        <w:gridCol w:w="1560"/>
+        <w:gridCol w:w="1399"/>
       </w:tblGrid>
       <w:tr>
         <w:trPr>
@@ -11521,7 +11484,7 @@
         </w:trPr>
         <w:tc>
           <w:tcPr>
-            <w:tcW w:w="875" w:type="dxa"/>
+            <w:tcW w:w="818" w:type="dxa"/>
             <w:shd w:val="clear" w:color="auto" w:fill="C1F0C7" w:themeFill="accent3" w:themeFillTint="33"/>
             <w:vAlign w:val="center"/>
           </w:tcPr>
@@ -11555,7 +11518,7 @@
         </w:tc>
         <w:tc>
           <w:tcPr>
-            <w:tcW w:w="1095" w:type="dxa"/>
+            <w:tcW w:w="1018" w:type="dxa"/>
             <w:shd w:val="clear" w:color="auto" w:fill="C1F0C7" w:themeFill="accent3" w:themeFillTint="33"/>
             <w:vAlign w:val="center"/>
           </w:tcPr>
@@ -11588,7 +11551,7 @@
         </w:tc>
         <w:tc>
           <w:tcPr>
-            <w:tcW w:w="1726" w:type="dxa"/>
+            <w:tcW w:w="5379" w:type="dxa"/>
             <w:shd w:val="clear" w:color="auto" w:fill="C1F0C7" w:themeFill="accent3" w:themeFillTint="33"/>
             <w:vAlign w:val="center"/>
           </w:tcPr>
@@ -11615,13 +11578,35 @@
                 <w:sz w:val="20"/>
                 <w:szCs w:val="20"/>
               </w:rPr>
-              <w:t>PROBLEMA / POTENCIALIDAD</w:t>
-            </w:r>
-          </w:p>
-        </w:tc>
-        <w:tc>
-          <w:tcPr>
-            <w:tcW w:w="6169" w:type="dxa"/>
+              <w:t>SITUACIÓN SIGNIF</w:t>
+            </w:r>
+            <w:r>
+              <w:rPr>
+                <w:rFonts w:ascii="Arial Nova Cond" w:hAnsi="Arial Nova Cond" w:cs="Times New Roman"/>
+                <w:b/>
+                <w:bCs/>
+                <w:color w:val="000000" w:themeColor="text1"/>
+                <w:sz w:val="20"/>
+                <w:szCs w:val="20"/>
+              </w:rPr>
+              <w:t>I</w:t>
+            </w:r>
+            <w:r>
+              <w:rPr>
+                <w:rFonts w:ascii="Arial Nova Cond" w:hAnsi="Arial Nova Cond" w:cs="Times New Roman"/>
+                <w:b/>
+                <w:bCs/>
+                <w:color w:val="000000" w:themeColor="text1"/>
+                <w:sz w:val="20"/>
+                <w:szCs w:val="20"/>
+              </w:rPr>
+              <w:t>CATIVA</w:t>
+            </w:r>
+          </w:p>
+        </w:tc>
+        <w:tc>
+          <w:tcPr>
+            <w:tcW w:w="1984" w:type="dxa"/>
             <w:shd w:val="clear" w:color="auto" w:fill="C1F0C7" w:themeFill="accent3" w:themeFillTint="33"/>
             <w:vAlign w:val="center"/>
           </w:tcPr>
@@ -11648,7 +11633,7 @@
                 <w:sz w:val="20"/>
                 <w:szCs w:val="20"/>
               </w:rPr>
-              <w:t>SITUACIÓN SIGNIF</w:t>
+              <w:t>TÍTULO DE LA UNIDAD DID</w:t>
             </w:r>
             <w:r>
               <w:rPr>
@@ -11659,7 +11644,7 @@
                 <w:sz w:val="20"/>
                 <w:szCs w:val="20"/>
               </w:rPr>
-              <w:t>I</w:t>
+              <w:t>Á</w:t>
             </w:r>
             <w:r>
               <w:rPr>
@@ -11670,13 +11655,24 @@
                 <w:sz w:val="20"/>
                 <w:szCs w:val="20"/>
               </w:rPr>
-              <w:t>CATIVA</w:t>
-            </w:r>
-          </w:p>
-        </w:tc>
-        <w:tc>
-          <w:tcPr>
-            <w:tcW w:w="2015" w:type="dxa"/>
+              <w:t>CTICA</w:t>
+            </w:r>
+            <w:r>
+              <w:rPr>
+                <w:rFonts w:ascii="Arial Nova Cond" w:hAnsi="Arial Nova Cond" w:cs="Times New Roman"/>
+                <w:b/>
+                <w:bCs/>
+                <w:color w:val="000000" w:themeColor="text1"/>
+                <w:sz w:val="20"/>
+                <w:szCs w:val="20"/>
+              </w:rPr>
+              <w:t>.</w:t>
+            </w:r>
+          </w:p>
+        </w:tc>
+        <w:tc>
+          <w:tcPr>
+            <w:tcW w:w="2693" w:type="dxa"/>
             <w:shd w:val="clear" w:color="auto" w:fill="C1F0C7" w:themeFill="accent3" w:themeFillTint="33"/>
             <w:vAlign w:val="center"/>
           </w:tcPr>
@@ -11703,9 +11699,21 @@
                 <w:sz w:val="20"/>
                 <w:szCs w:val="20"/>
               </w:rPr>
-              <w:t>TÍTULO DE LA UNIDAD DID</w:t>
-            </w:r>
-            <w:r>
+              <w:t>CAMPO TEMATICO</w:t>
+            </w:r>
+          </w:p>
+        </w:tc>
+        <w:tc>
+          <w:tcPr>
+            <w:tcW w:w="1560" w:type="dxa"/>
+            <w:shd w:val="clear" w:color="auto" w:fill="C1F0C7" w:themeFill="accent3" w:themeFillTint="33"/>
+            <w:vAlign w:val="center"/>
+          </w:tcPr>
+          <w:p>
+            <w:pPr>
+              <w:pStyle w:val="Prrafodelista"/>
+              <w:ind w:left="0"/>
+              <w:jc w:val="center"/>
               <w:rPr>
                 <w:rFonts w:ascii="Arial Nova Cond" w:hAnsi="Arial Nova Cond" w:cs="Times New Roman"/>
                 <w:b/>
@@ -11714,8 +11722,7 @@
                 <w:sz w:val="20"/>
                 <w:szCs w:val="20"/>
               </w:rPr>
-              <w:t>Á</w:t>
-            </w:r>
+            </w:pPr>
             <w:r>
               <w:rPr>
                 <w:rFonts w:ascii="Arial Nova Cond" w:hAnsi="Arial Nova Cond" w:cs="Times New Roman"/>
@@ -11725,57 +11732,13 @@
                 <w:sz w:val="20"/>
                 <w:szCs w:val="20"/>
               </w:rPr>
-              <w:t>CTICA</w:t>
-            </w:r>
-            <w:r>
-              <w:rPr>
-                <w:rFonts w:ascii="Arial Nova Cond" w:hAnsi="Arial Nova Cond" w:cs="Times New Roman"/>
-                <w:b/>
-                <w:bCs/>
-                <w:color w:val="000000" w:themeColor="text1"/>
-                <w:sz w:val="20"/>
-                <w:szCs w:val="20"/>
-              </w:rPr>
-              <w:t>.</w:t>
-            </w:r>
-          </w:p>
-        </w:tc>
-        <w:tc>
-          <w:tcPr>
-            <w:tcW w:w="1634" w:type="dxa"/>
-            <w:shd w:val="clear" w:color="auto" w:fill="C1F0C7" w:themeFill="accent3" w:themeFillTint="33"/>
-            <w:vAlign w:val="center"/>
-          </w:tcPr>
-          <w:p>
-            <w:pPr>
-              <w:pStyle w:val="Prrafodelista"/>
-              <w:ind w:left="0"/>
-              <w:jc w:val="center"/>
-              <w:rPr>
-                <w:rFonts w:ascii="Arial Nova Cond" w:hAnsi="Arial Nova Cond" w:cs="Times New Roman"/>
-                <w:b/>
-                <w:bCs/>
-                <w:color w:val="000000" w:themeColor="text1"/>
-                <w:sz w:val="20"/>
-                <w:szCs w:val="20"/>
-              </w:rPr>
-            </w:pPr>
-            <w:r>
-              <w:rPr>
-                <w:rFonts w:ascii="Arial Nova Cond" w:hAnsi="Arial Nova Cond" w:cs="Times New Roman"/>
-                <w:b/>
-                <w:bCs/>
-                <w:color w:val="000000" w:themeColor="text1"/>
-                <w:sz w:val="20"/>
-                <w:szCs w:val="20"/>
-              </w:rPr>
               <w:t>COMPETENCIAS</w:t>
             </w:r>
           </w:p>
         </w:tc>
         <w:tc>
           <w:tcPr>
-            <w:tcW w:w="1337" w:type="dxa"/>
+            <w:tcW w:w="1399" w:type="dxa"/>
             <w:shd w:val="clear" w:color="auto" w:fill="C1F0C7" w:themeFill="accent3" w:themeFillTint="33"/>
             <w:vAlign w:val="center"/>
           </w:tcPr>
@@ -11814,7 +11777,7 @@
         </w:trPr>
         <w:tc>
           <w:tcPr>
-            <w:tcW w:w="875" w:type="dxa"/>
+            <w:tcW w:w="818" w:type="dxa"/>
             <w:vMerge w:val="restart"/>
             <w:vAlign w:val="center"/>
           </w:tcPr>
@@ -11853,7 +11816,7 @@
         </w:tc>
         <w:tc>
           <w:tcPr>
-            <w:tcW w:w="1095" w:type="dxa"/>
+            <w:tcW w:w="1018" w:type="dxa"/>
             <w:vAlign w:val="center"/>
           </w:tcPr>
           <w:p>
@@ -11891,7 +11854,7 @@
         </w:tc>
         <w:tc>
           <w:tcPr>
-            <w:tcW w:w="1726" w:type="dxa"/>
+            <w:tcW w:w="5379" w:type="dxa"/>
             <w:vAlign w:val="center"/>
           </w:tcPr>
           <w:p>
@@ -11919,47 +11882,13 @@
                 <w:szCs w:val="20"/>
                 <w:lang w:val="es-ES_tradnl"/>
               </w:rPr>
-              <w:t>{{problemapotencialidad0}}</w:t>
-            </w:r>
-          </w:p>
-        </w:tc>
-        <w:tc>
-          <w:tcPr>
-            <w:tcW w:w="6169" w:type="dxa"/>
-            <w:vAlign w:val="center"/>
-          </w:tcPr>
-          <w:p>
-            <w:pPr>
-              <w:pStyle w:val="Prrafodelista"/>
-              <w:tabs>
-                <w:tab w:val="left" w:pos="0"/>
-                <w:tab w:val="left" w:pos="142"/>
-                <w:tab w:val="left" w:pos="284"/>
-              </w:tabs>
-              <w:spacing w:line="276" w:lineRule="auto"/>
-              <w:ind w:left="0"/>
-              <w:jc w:val="both"/>
-              <w:rPr>
-                <w:rFonts w:ascii="Arial Nova Cond" w:eastAsia="Calibri" w:hAnsi="Arial Nova Cond" w:cs="Times New Roman"/>
-                <w:sz w:val="20"/>
-                <w:szCs w:val="20"/>
-                <w:lang w:val="es-ES_tradnl"/>
-              </w:rPr>
-            </w:pPr>
-            <w:r>
-              <w:rPr>
-                <w:rFonts w:ascii="Arial Nova Cond" w:eastAsia="Calibri" w:hAnsi="Arial Nova Cond" w:cs="Times New Roman"/>
-                <w:sz w:val="20"/>
-                <w:szCs w:val="20"/>
-                <w:lang w:val="es-ES_tradnl"/>
-              </w:rPr>
-              <w:t>{{situacionsignificativa0}}</w:t>
-            </w:r>
-          </w:p>
-        </w:tc>
-        <w:tc>
-          <w:tcPr>
-            <w:tcW w:w="2015" w:type="dxa"/>
+              <w:t xml:space="preserve">{{situacionsignificativa0}} </w:t>
+            </w:r>
+          </w:p>
+        </w:tc>
+        <w:tc>
+          <w:tcPr>
+            <w:tcW w:w="1984" w:type="dxa"/>
             <w:vAlign w:val="center"/>
           </w:tcPr>
           <w:p>
@@ -11990,7 +11919,7 @@
         </w:tc>
         <w:tc>
           <w:tcPr>
-            <w:tcW w:w="1634" w:type="dxa"/>
+            <w:tcW w:w="2693" w:type="dxa"/>
             <w:vAlign w:val="center"/>
           </w:tcPr>
           <w:p>
@@ -12015,13 +11944,13 @@
                 <w:sz w:val="20"/>
                 <w:szCs w:val="20"/>
               </w:rPr>
-              <w:t>{{competencias0}}</w:t>
-            </w:r>
-          </w:p>
-        </w:tc>
-        <w:tc>
-          <w:tcPr>
-            <w:tcW w:w="1337" w:type="dxa"/>
+              <w:t>{{campotematico0}}</w:t>
+            </w:r>
+          </w:p>
+        </w:tc>
+        <w:tc>
+          <w:tcPr>
+            <w:tcW w:w="1560" w:type="dxa"/>
             <w:vAlign w:val="center"/>
           </w:tcPr>
           <w:p>
@@ -12029,7 +11958,38 @@
               <w:autoSpaceDE w:val="0"/>
               <w:autoSpaceDN w:val="0"/>
               <w:adjustRightInd w:val="0"/>
-              <w:jc w:val="center"/>
+              <w:jc w:val="both"/>
+              <w:rPr>
+                <w:rFonts w:ascii="Arial Nova Cond" w:hAnsi="Arial Nova Cond" w:cs="Arial"/>
+                <w:color w:val="000000"/>
+                <w:kern w:val="0"/>
+                <w:sz w:val="20"/>
+                <w:szCs w:val="20"/>
+              </w:rPr>
+            </w:pPr>
+            <w:r>
+              <w:rPr>
+                <w:rFonts w:ascii="Arial Nova Cond" w:hAnsi="Arial Nova Cond" w:cs="Arial"/>
+                <w:color w:val="000000"/>
+                <w:kern w:val="0"/>
+                <w:sz w:val="20"/>
+                <w:szCs w:val="20"/>
+              </w:rPr>
+              <w:t>{{competencias0}}</w:t>
+            </w:r>
+          </w:p>
+        </w:tc>
+        <w:tc>
+          <w:tcPr>
+            <w:tcW w:w="1399" w:type="dxa"/>
+            <w:vAlign w:val="center"/>
+          </w:tcPr>
+          <w:p>
+            <w:pPr>
+              <w:autoSpaceDE w:val="0"/>
+              <w:autoSpaceDN w:val="0"/>
+              <w:adjustRightInd w:val="0"/>
+              <w:jc w:val="both"/>
               <w:rPr>
                 <w:rFonts w:ascii="Arial Nova Cond" w:hAnsi="Arial Nova Cond" w:cs="Arial"/>
                 <w:color w:val="000000"/>
@@ -12058,7 +12018,7 @@
         </w:trPr>
         <w:tc>
           <w:tcPr>
-            <w:tcW w:w="875" w:type="dxa"/>
+            <w:tcW w:w="818" w:type="dxa"/>
             <w:vMerge/>
             <w:vAlign w:val="center"/>
           </w:tcPr>
@@ -12086,7 +12046,7 @@
         </w:tc>
         <w:tc>
           <w:tcPr>
-            <w:tcW w:w="1095" w:type="dxa"/>
+            <w:tcW w:w="1018" w:type="dxa"/>
             <w:vAlign w:val="center"/>
           </w:tcPr>
           <w:p>
@@ -12124,33 +12084,7 @@
         </w:tc>
         <w:tc>
           <w:tcPr>
-            <w:tcW w:w="1726" w:type="dxa"/>
-            <w:vAlign w:val="center"/>
-          </w:tcPr>
-          <w:p>
-            <w:pPr>
-              <w:pStyle w:val="NormalWeb"/>
-              <w:jc w:val="both"/>
-              <w:rPr>
-                <w:rFonts w:ascii="Arial Nova Cond" w:hAnsi="Arial Nova Cond"/>
-                <w:sz w:val="20"/>
-                <w:szCs w:val="20"/>
-              </w:rPr>
-            </w:pPr>
-            <w:r>
-              <w:rPr>
-                <w:rFonts w:ascii="Arial Nova Cond" w:eastAsia="Calibri" w:hAnsi="Arial Nova Cond"/>
-                <w:sz w:val="20"/>
-                <w:szCs w:val="20"/>
-                <w:lang w:val="es-ES_tradnl"/>
-              </w:rPr>
-              <w:t>{{problemapotencialidad1}}</w:t>
-            </w:r>
-          </w:p>
-        </w:tc>
-        <w:tc>
-          <w:tcPr>
-            <w:tcW w:w="6169" w:type="dxa"/>
+            <w:tcW w:w="5379" w:type="dxa"/>
             <w:vAlign w:val="center"/>
           </w:tcPr>
           <w:p>
@@ -12184,7 +12118,7 @@
         </w:tc>
         <w:tc>
           <w:tcPr>
-            <w:tcW w:w="2015" w:type="dxa"/>
+            <w:tcW w:w="1984" w:type="dxa"/>
             <w:vAlign w:val="center"/>
           </w:tcPr>
           <w:p>
@@ -12215,7 +12149,7 @@
         </w:tc>
         <w:tc>
           <w:tcPr>
-            <w:tcW w:w="1634" w:type="dxa"/>
+            <w:tcW w:w="2693" w:type="dxa"/>
             <w:vAlign w:val="center"/>
           </w:tcPr>
           <w:p>
@@ -12240,13 +12174,13 @@
                 <w:sz w:val="20"/>
                 <w:szCs w:val="20"/>
               </w:rPr>
-              <w:t>{{competencias1}}</w:t>
-            </w:r>
-          </w:p>
-        </w:tc>
-        <w:tc>
-          <w:tcPr>
-            <w:tcW w:w="1337" w:type="dxa"/>
+              <w:t>{{campotematico1}}</w:t>
+            </w:r>
+          </w:p>
+        </w:tc>
+        <w:tc>
+          <w:tcPr>
+            <w:tcW w:w="1560" w:type="dxa"/>
             <w:vAlign w:val="center"/>
           </w:tcPr>
           <w:p>
@@ -12254,7 +12188,38 @@
               <w:autoSpaceDE w:val="0"/>
               <w:autoSpaceDN w:val="0"/>
               <w:adjustRightInd w:val="0"/>
-              <w:jc w:val="center"/>
+              <w:jc w:val="both"/>
+              <w:rPr>
+                <w:rFonts w:ascii="Arial Nova Cond" w:hAnsi="Arial Nova Cond" w:cs="Arial"/>
+                <w:color w:val="000000"/>
+                <w:kern w:val="0"/>
+                <w:sz w:val="20"/>
+                <w:szCs w:val="20"/>
+              </w:rPr>
+            </w:pPr>
+            <w:r>
+              <w:rPr>
+                <w:rFonts w:ascii="Arial Nova Cond" w:hAnsi="Arial Nova Cond" w:cs="Arial"/>
+                <w:color w:val="000000"/>
+                <w:kern w:val="0"/>
+                <w:sz w:val="20"/>
+                <w:szCs w:val="20"/>
+              </w:rPr>
+              <w:t>{{competencias1}}</w:t>
+            </w:r>
+          </w:p>
+        </w:tc>
+        <w:tc>
+          <w:tcPr>
+            <w:tcW w:w="1399" w:type="dxa"/>
+            <w:vAlign w:val="center"/>
+          </w:tcPr>
+          <w:p>
+            <w:pPr>
+              <w:autoSpaceDE w:val="0"/>
+              <w:autoSpaceDN w:val="0"/>
+              <w:adjustRightInd w:val="0"/>
+              <w:jc w:val="both"/>
               <w:rPr>
                 <w:rFonts w:ascii="Arial Nova Cond" w:hAnsi="Arial Nova Cond" w:cs="Arial"/>
                 <w:color w:val="000000"/>
@@ -12283,7 +12248,7 @@
         </w:trPr>
         <w:tc>
           <w:tcPr>
-            <w:tcW w:w="875" w:type="dxa"/>
+            <w:tcW w:w="818" w:type="dxa"/>
             <w:vMerge/>
             <w:vAlign w:val="center"/>
           </w:tcPr>
@@ -12311,7 +12276,7 @@
         </w:tc>
         <w:tc>
           <w:tcPr>
-            <w:tcW w:w="1095" w:type="dxa"/>
+            <w:tcW w:w="1018" w:type="dxa"/>
             <w:vAlign w:val="center"/>
           </w:tcPr>
           <w:p>
@@ -12349,33 +12314,7 @@
         </w:tc>
         <w:tc>
           <w:tcPr>
-            <w:tcW w:w="1726" w:type="dxa"/>
-            <w:vAlign w:val="center"/>
-          </w:tcPr>
-          <w:p>
-            <w:pPr>
-              <w:pStyle w:val="NormalWeb"/>
-              <w:jc w:val="both"/>
-              <w:rPr>
-                <w:rFonts w:ascii="Arial Nova Cond" w:eastAsia="Calibri" w:hAnsi="Arial Nova Cond"/>
-                <w:sz w:val="20"/>
-                <w:szCs w:val="20"/>
-              </w:rPr>
-            </w:pPr>
-            <w:r>
-              <w:rPr>
-                <w:rFonts w:ascii="Arial Nova Cond" w:eastAsia="Calibri" w:hAnsi="Arial Nova Cond"/>
-                <w:sz w:val="20"/>
-                <w:szCs w:val="20"/>
-                <w:lang w:val="es-ES_tradnl"/>
-              </w:rPr>
-              <w:t>{{problemapotencialidad2}}</w:t>
-            </w:r>
-          </w:p>
-        </w:tc>
-        <w:tc>
-          <w:tcPr>
-            <w:tcW w:w="6169" w:type="dxa"/>
+            <w:tcW w:w="5379" w:type="dxa"/>
             <w:vAlign w:val="center"/>
           </w:tcPr>
           <w:p>
@@ -12409,7 +12348,7 @@
         </w:tc>
         <w:tc>
           <w:tcPr>
-            <w:tcW w:w="2015" w:type="dxa"/>
+            <w:tcW w:w="1984" w:type="dxa"/>
             <w:vAlign w:val="center"/>
           </w:tcPr>
           <w:p>
@@ -12440,7 +12379,7 @@
         </w:tc>
         <w:tc>
           <w:tcPr>
-            <w:tcW w:w="1634" w:type="dxa"/>
+            <w:tcW w:w="2693" w:type="dxa"/>
             <w:vAlign w:val="center"/>
           </w:tcPr>
           <w:p>
@@ -12465,13 +12404,13 @@
                 <w:sz w:val="20"/>
                 <w:szCs w:val="20"/>
               </w:rPr>
-              <w:t>{{competencias2}}</w:t>
-            </w:r>
-          </w:p>
-        </w:tc>
-        <w:tc>
-          <w:tcPr>
-            <w:tcW w:w="1337" w:type="dxa"/>
+              <w:t>{{campotematico2}}</w:t>
+            </w:r>
+          </w:p>
+        </w:tc>
+        <w:tc>
+          <w:tcPr>
+            <w:tcW w:w="1560" w:type="dxa"/>
             <w:vAlign w:val="center"/>
           </w:tcPr>
           <w:p>
@@ -12479,7 +12418,38 @@
               <w:autoSpaceDE w:val="0"/>
               <w:autoSpaceDN w:val="0"/>
               <w:adjustRightInd w:val="0"/>
-              <w:jc w:val="center"/>
+              <w:jc w:val="both"/>
+              <w:rPr>
+                <w:rFonts w:ascii="Arial Nova Cond" w:hAnsi="Arial Nova Cond" w:cs="Arial"/>
+                <w:color w:val="000000"/>
+                <w:kern w:val="0"/>
+                <w:sz w:val="20"/>
+                <w:szCs w:val="20"/>
+              </w:rPr>
+            </w:pPr>
+            <w:r>
+              <w:rPr>
+                <w:rFonts w:ascii="Arial Nova Cond" w:hAnsi="Arial Nova Cond" w:cs="Arial"/>
+                <w:color w:val="000000"/>
+                <w:kern w:val="0"/>
+                <w:sz w:val="20"/>
+                <w:szCs w:val="20"/>
+              </w:rPr>
+              <w:t>{{competencias2}}</w:t>
+            </w:r>
+          </w:p>
+        </w:tc>
+        <w:tc>
+          <w:tcPr>
+            <w:tcW w:w="1399" w:type="dxa"/>
+            <w:vAlign w:val="center"/>
+          </w:tcPr>
+          <w:p>
+            <w:pPr>
+              <w:autoSpaceDE w:val="0"/>
+              <w:autoSpaceDN w:val="0"/>
+              <w:adjustRightInd w:val="0"/>
+              <w:jc w:val="both"/>
               <w:rPr>
                 <w:rFonts w:ascii="Arial Nova Cond" w:hAnsi="Arial Nova Cond" w:cs="Arial"/>
                 <w:color w:val="000000"/>
@@ -12508,7 +12478,7 @@
         </w:trPr>
         <w:tc>
           <w:tcPr>
-            <w:tcW w:w="875" w:type="dxa"/>
+            <w:tcW w:w="818" w:type="dxa"/>
             <w:vMerge w:val="restart"/>
             <w:vAlign w:val="center"/>
           </w:tcPr>
@@ -12547,7 +12517,7 @@
         </w:tc>
         <w:tc>
           <w:tcPr>
-            <w:tcW w:w="1095" w:type="dxa"/>
+            <w:tcW w:w="1018" w:type="dxa"/>
             <w:vAlign w:val="center"/>
           </w:tcPr>
           <w:p>
@@ -12585,33 +12555,7 @@
         </w:tc>
         <w:tc>
           <w:tcPr>
-            <w:tcW w:w="1726" w:type="dxa"/>
-            <w:vAlign w:val="center"/>
-          </w:tcPr>
-          <w:p>
-            <w:pPr>
-              <w:pStyle w:val="Sinespaciado"/>
-              <w:jc w:val="both"/>
-              <w:rPr>
-                <w:rFonts w:ascii="Arial Nova Cond" w:eastAsia="Times New Roman" w:hAnsi="Arial Nova Cond" w:cs="Times New Roman"/>
-                <w:sz w:val="20"/>
-                <w:szCs w:val="20"/>
-              </w:rPr>
-            </w:pPr>
-            <w:r>
-              <w:rPr>
-                <w:rFonts w:ascii="Arial Nova Cond" w:eastAsia="Calibri" w:hAnsi="Arial Nova Cond" w:cs="Times New Roman"/>
-                <w:sz w:val="20"/>
-                <w:szCs w:val="20"/>
-                <w:lang w:val="es-ES_tradnl"/>
-              </w:rPr>
-              <w:t>{{problemapotencialidad3}}</w:t>
-            </w:r>
-          </w:p>
-        </w:tc>
-        <w:tc>
-          <w:tcPr>
-            <w:tcW w:w="6169" w:type="dxa"/>
+            <w:tcW w:w="5379" w:type="dxa"/>
             <w:vAlign w:val="center"/>
           </w:tcPr>
           <w:p>
@@ -12646,7 +12590,7 @@
         </w:tc>
         <w:tc>
           <w:tcPr>
-            <w:tcW w:w="2015" w:type="dxa"/>
+            <w:tcW w:w="1984" w:type="dxa"/>
             <w:vAlign w:val="center"/>
           </w:tcPr>
           <w:p>
@@ -12677,7 +12621,7 @@
         </w:tc>
         <w:tc>
           <w:tcPr>
-            <w:tcW w:w="1634" w:type="dxa"/>
+            <w:tcW w:w="2693" w:type="dxa"/>
             <w:vAlign w:val="center"/>
           </w:tcPr>
           <w:p>
@@ -12702,13 +12646,13 @@
                 <w:sz w:val="20"/>
                 <w:szCs w:val="20"/>
               </w:rPr>
-              <w:t>{{competencias3}}</w:t>
-            </w:r>
-          </w:p>
-        </w:tc>
-        <w:tc>
-          <w:tcPr>
-            <w:tcW w:w="1337" w:type="dxa"/>
+              <w:t>{{campotematico3}}</w:t>
+            </w:r>
+          </w:p>
+        </w:tc>
+        <w:tc>
+          <w:tcPr>
+            <w:tcW w:w="1560" w:type="dxa"/>
             <w:vAlign w:val="center"/>
           </w:tcPr>
           <w:p>
@@ -12716,7 +12660,38 @@
               <w:autoSpaceDE w:val="0"/>
               <w:autoSpaceDN w:val="0"/>
               <w:adjustRightInd w:val="0"/>
-              <w:jc w:val="center"/>
+              <w:jc w:val="both"/>
+              <w:rPr>
+                <w:rFonts w:ascii="Arial Nova Cond" w:hAnsi="Arial Nova Cond" w:cs="Arial"/>
+                <w:color w:val="000000"/>
+                <w:kern w:val="0"/>
+                <w:sz w:val="20"/>
+                <w:szCs w:val="20"/>
+              </w:rPr>
+            </w:pPr>
+            <w:r>
+              <w:rPr>
+                <w:rFonts w:ascii="Arial Nova Cond" w:hAnsi="Arial Nova Cond" w:cs="Arial"/>
+                <w:color w:val="000000"/>
+                <w:kern w:val="0"/>
+                <w:sz w:val="20"/>
+                <w:szCs w:val="20"/>
+              </w:rPr>
+              <w:t>{{competencias3}}</w:t>
+            </w:r>
+          </w:p>
+        </w:tc>
+        <w:tc>
+          <w:tcPr>
+            <w:tcW w:w="1399" w:type="dxa"/>
+            <w:vAlign w:val="center"/>
+          </w:tcPr>
+          <w:p>
+            <w:pPr>
+              <w:autoSpaceDE w:val="0"/>
+              <w:autoSpaceDN w:val="0"/>
+              <w:adjustRightInd w:val="0"/>
+              <w:jc w:val="both"/>
               <w:rPr>
                 <w:rFonts w:ascii="Arial Nova Cond" w:hAnsi="Arial Nova Cond" w:cs="Arial"/>
                 <w:color w:val="000000"/>
@@ -12745,7 +12720,7 @@
         </w:trPr>
         <w:tc>
           <w:tcPr>
-            <w:tcW w:w="875" w:type="dxa"/>
+            <w:tcW w:w="818" w:type="dxa"/>
             <w:vMerge/>
             <w:vAlign w:val="center"/>
           </w:tcPr>
@@ -12773,7 +12748,7 @@
         </w:tc>
         <w:tc>
           <w:tcPr>
-            <w:tcW w:w="1095" w:type="dxa"/>
+            <w:tcW w:w="1018" w:type="dxa"/>
             <w:vAlign w:val="center"/>
           </w:tcPr>
           <w:p>
@@ -12811,33 +12786,7 @@
         </w:tc>
         <w:tc>
           <w:tcPr>
-            <w:tcW w:w="1726" w:type="dxa"/>
-            <w:vAlign w:val="center"/>
-          </w:tcPr>
-          <w:p>
-            <w:pPr>
-              <w:pStyle w:val="Sinespaciado"/>
-              <w:jc w:val="both"/>
-              <w:rPr>
-                <w:rFonts w:ascii="Arial Nova Cond" w:hAnsi="Arial Nova Cond"/>
-                <w:sz w:val="20"/>
-                <w:szCs w:val="20"/>
-              </w:rPr>
-            </w:pPr>
-            <w:r>
-              <w:rPr>
-                <w:rFonts w:ascii="Arial Nova Cond" w:eastAsia="Calibri" w:hAnsi="Arial Nova Cond" w:cs="Times New Roman"/>
-                <w:sz w:val="20"/>
-                <w:szCs w:val="20"/>
-                <w:lang w:val="es-ES_tradnl"/>
-              </w:rPr>
-              <w:t>{{problemapotencialidad4}}</w:t>
-            </w:r>
-          </w:p>
-        </w:tc>
-        <w:tc>
-          <w:tcPr>
-            <w:tcW w:w="6169" w:type="dxa"/>
+            <w:tcW w:w="5379" w:type="dxa"/>
             <w:vAlign w:val="center"/>
           </w:tcPr>
           <w:p>
@@ -12872,7 +12821,7 @@
         </w:tc>
         <w:tc>
           <w:tcPr>
-            <w:tcW w:w="2015" w:type="dxa"/>
+            <w:tcW w:w="1984" w:type="dxa"/>
             <w:vAlign w:val="center"/>
           </w:tcPr>
           <w:p>
@@ -12903,7 +12852,7 @@
         </w:tc>
         <w:tc>
           <w:tcPr>
-            <w:tcW w:w="1634" w:type="dxa"/>
+            <w:tcW w:w="2693" w:type="dxa"/>
             <w:vAlign w:val="center"/>
           </w:tcPr>
           <w:p>
@@ -12928,13 +12877,13 @@
                 <w:sz w:val="20"/>
                 <w:szCs w:val="20"/>
               </w:rPr>
-              <w:t>{{competencias4}}</w:t>
-            </w:r>
-          </w:p>
-        </w:tc>
-        <w:tc>
-          <w:tcPr>
-            <w:tcW w:w="1337" w:type="dxa"/>
+              <w:t>{{campotematico4}}</w:t>
+            </w:r>
+          </w:p>
+        </w:tc>
+        <w:tc>
+          <w:tcPr>
+            <w:tcW w:w="1560" w:type="dxa"/>
             <w:vAlign w:val="center"/>
           </w:tcPr>
           <w:p>
@@ -12942,7 +12891,38 @@
               <w:autoSpaceDE w:val="0"/>
               <w:autoSpaceDN w:val="0"/>
               <w:adjustRightInd w:val="0"/>
-              <w:jc w:val="center"/>
+              <w:jc w:val="both"/>
+              <w:rPr>
+                <w:rFonts w:ascii="Arial Nova Cond" w:hAnsi="Arial Nova Cond" w:cs="Arial"/>
+                <w:color w:val="000000"/>
+                <w:kern w:val="0"/>
+                <w:sz w:val="20"/>
+                <w:szCs w:val="20"/>
+              </w:rPr>
+            </w:pPr>
+            <w:r>
+              <w:rPr>
+                <w:rFonts w:ascii="Arial Nova Cond" w:hAnsi="Arial Nova Cond" w:cs="Arial"/>
+                <w:color w:val="000000"/>
+                <w:kern w:val="0"/>
+                <w:sz w:val="20"/>
+                <w:szCs w:val="20"/>
+              </w:rPr>
+              <w:t>{{competencias4}}</w:t>
+            </w:r>
+          </w:p>
+        </w:tc>
+        <w:tc>
+          <w:tcPr>
+            <w:tcW w:w="1399" w:type="dxa"/>
+            <w:vAlign w:val="center"/>
+          </w:tcPr>
+          <w:p>
+            <w:pPr>
+              <w:autoSpaceDE w:val="0"/>
+              <w:autoSpaceDN w:val="0"/>
+              <w:adjustRightInd w:val="0"/>
+              <w:jc w:val="both"/>
               <w:rPr>
                 <w:rFonts w:ascii="Arial Nova Cond" w:hAnsi="Arial Nova Cond" w:cs="Arial"/>
                 <w:color w:val="000000"/>
@@ -12971,7 +12951,7 @@
         </w:trPr>
         <w:tc>
           <w:tcPr>
-            <w:tcW w:w="875" w:type="dxa"/>
+            <w:tcW w:w="818" w:type="dxa"/>
             <w:vMerge w:val="restart"/>
             <w:vAlign w:val="center"/>
           </w:tcPr>
@@ -13010,7 +12990,7 @@
         </w:tc>
         <w:tc>
           <w:tcPr>
-            <w:tcW w:w="1095" w:type="dxa"/>
+            <w:tcW w:w="1018" w:type="dxa"/>
             <w:vAlign w:val="center"/>
           </w:tcPr>
           <w:p>
@@ -13048,34 +13028,7 @@
         </w:tc>
         <w:tc>
           <w:tcPr>
-            <w:tcW w:w="1726" w:type="dxa"/>
-            <w:vAlign w:val="center"/>
-          </w:tcPr>
-          <w:p>
-            <w:pPr>
-              <w:pStyle w:val="Sinespaciado"/>
-              <w:jc w:val="both"/>
-              <w:rPr>
-                <w:rFonts w:ascii="Arial Nova Cond" w:hAnsi="Arial Nova Cond"/>
-                <w:color w:val="000000" w:themeColor="text1"/>
-                <w:sz w:val="20"/>
-                <w:szCs w:val="20"/>
-              </w:rPr>
-            </w:pPr>
-            <w:r>
-              <w:rPr>
-                <w:rFonts w:ascii="Arial Nova Cond" w:eastAsia="Calibri" w:hAnsi="Arial Nova Cond" w:cs="Times New Roman"/>
-                <w:sz w:val="20"/>
-                <w:szCs w:val="20"/>
-                <w:lang w:val="es-ES_tradnl"/>
-              </w:rPr>
-              <w:t>{{problemapotencialidad5}}</w:t>
-            </w:r>
-          </w:p>
-        </w:tc>
-        <w:tc>
-          <w:tcPr>
-            <w:tcW w:w="6169" w:type="dxa"/>
+            <w:tcW w:w="5379" w:type="dxa"/>
             <w:vAlign w:val="center"/>
           </w:tcPr>
           <w:p>
@@ -13104,13 +13057,13 @@
                 <w:szCs w:val="20"/>
                 <w:lang w:val="es-ES_tradnl"/>
               </w:rPr>
-              <w:t>{{situacionsignificativa5}}</w:t>
-            </w:r>
-          </w:p>
-        </w:tc>
-        <w:tc>
-          <w:tcPr>
-            <w:tcW w:w="2015" w:type="dxa"/>
+              <w:t xml:space="preserve">{{situacionsignificativa5}} </w:t>
+            </w:r>
+          </w:p>
+        </w:tc>
+        <w:tc>
+          <w:tcPr>
+            <w:tcW w:w="1984" w:type="dxa"/>
             <w:vAlign w:val="center"/>
           </w:tcPr>
           <w:p>
@@ -13141,7 +13094,7 @@
         </w:tc>
         <w:tc>
           <w:tcPr>
-            <w:tcW w:w="1634" w:type="dxa"/>
+            <w:tcW w:w="2693" w:type="dxa"/>
             <w:vAlign w:val="center"/>
           </w:tcPr>
           <w:p>
@@ -13166,13 +13119,13 @@
                 <w:sz w:val="20"/>
                 <w:szCs w:val="20"/>
               </w:rPr>
-              <w:t>{{competencias5}}</w:t>
-            </w:r>
-          </w:p>
-        </w:tc>
-        <w:tc>
-          <w:tcPr>
-            <w:tcW w:w="1337" w:type="dxa"/>
+              <w:t>{{campotematico5}}</w:t>
+            </w:r>
+          </w:p>
+        </w:tc>
+        <w:tc>
+          <w:tcPr>
+            <w:tcW w:w="1560" w:type="dxa"/>
             <w:vAlign w:val="center"/>
           </w:tcPr>
           <w:p>
@@ -13180,7 +13133,38 @@
               <w:autoSpaceDE w:val="0"/>
               <w:autoSpaceDN w:val="0"/>
               <w:adjustRightInd w:val="0"/>
-              <w:jc w:val="center"/>
+              <w:jc w:val="both"/>
+              <w:rPr>
+                <w:rFonts w:ascii="Arial Nova Cond" w:hAnsi="Arial Nova Cond" w:cs="Arial"/>
+                <w:color w:val="000000"/>
+                <w:kern w:val="0"/>
+                <w:sz w:val="20"/>
+                <w:szCs w:val="20"/>
+              </w:rPr>
+            </w:pPr>
+            <w:r>
+              <w:rPr>
+                <w:rFonts w:ascii="Arial Nova Cond" w:hAnsi="Arial Nova Cond" w:cs="Arial"/>
+                <w:color w:val="000000"/>
+                <w:kern w:val="0"/>
+                <w:sz w:val="20"/>
+                <w:szCs w:val="20"/>
+              </w:rPr>
+              <w:t>{{competencias5}}</w:t>
+            </w:r>
+          </w:p>
+        </w:tc>
+        <w:tc>
+          <w:tcPr>
+            <w:tcW w:w="1399" w:type="dxa"/>
+            <w:vAlign w:val="center"/>
+          </w:tcPr>
+          <w:p>
+            <w:pPr>
+              <w:autoSpaceDE w:val="0"/>
+              <w:autoSpaceDN w:val="0"/>
+              <w:adjustRightInd w:val="0"/>
+              <w:jc w:val="both"/>
               <w:rPr>
                 <w:rFonts w:ascii="Arial Nova Cond" w:hAnsi="Arial Nova Cond" w:cs="Arial"/>
                 <w:color w:val="000000"/>
@@ -13209,7 +13193,7 @@
         </w:trPr>
         <w:tc>
           <w:tcPr>
-            <w:tcW w:w="875" w:type="dxa"/>
+            <w:tcW w:w="818" w:type="dxa"/>
             <w:vMerge/>
             <w:vAlign w:val="center"/>
           </w:tcPr>
@@ -13237,7 +13221,7 @@
         </w:tc>
         <w:tc>
           <w:tcPr>
-            <w:tcW w:w="1095" w:type="dxa"/>
+            <w:tcW w:w="1018" w:type="dxa"/>
             <w:vAlign w:val="center"/>
           </w:tcPr>
           <w:p>
@@ -13275,33 +13259,7 @@
         </w:tc>
         <w:tc>
           <w:tcPr>
-            <w:tcW w:w="1726" w:type="dxa"/>
-            <w:vAlign w:val="center"/>
-          </w:tcPr>
-          <w:p>
-            <w:pPr>
-              <w:pStyle w:val="Sinespaciado"/>
-              <w:jc w:val="both"/>
-              <w:rPr>
-                <w:rFonts w:ascii="Arial Nova Cond" w:hAnsi="Arial Nova Cond"/>
-                <w:sz w:val="20"/>
-                <w:szCs w:val="20"/>
-              </w:rPr>
-            </w:pPr>
-            <w:r>
-              <w:rPr>
-                <w:rFonts w:ascii="Arial Nova Cond" w:eastAsia="Calibri" w:hAnsi="Arial Nova Cond" w:cs="Times New Roman"/>
-                <w:sz w:val="20"/>
-                <w:szCs w:val="20"/>
-                <w:lang w:val="es-ES_tradnl"/>
-              </w:rPr>
-              <w:t>{{problemapotencialidad6}}</w:t>
-            </w:r>
-          </w:p>
-        </w:tc>
-        <w:tc>
-          <w:tcPr>
-            <w:tcW w:w="6169" w:type="dxa"/>
+            <w:tcW w:w="5379" w:type="dxa"/>
             <w:vAlign w:val="center"/>
           </w:tcPr>
           <w:p>
@@ -13335,7 +13293,7 @@
         </w:tc>
         <w:tc>
           <w:tcPr>
-            <w:tcW w:w="2015" w:type="dxa"/>
+            <w:tcW w:w="1984" w:type="dxa"/>
             <w:vAlign w:val="center"/>
           </w:tcPr>
           <w:p>
@@ -13366,7 +13324,7 @@
         </w:tc>
         <w:tc>
           <w:tcPr>
-            <w:tcW w:w="1634" w:type="dxa"/>
+            <w:tcW w:w="2693" w:type="dxa"/>
             <w:vAlign w:val="center"/>
           </w:tcPr>
           <w:p>
@@ -13391,13 +13349,13 @@
                 <w:sz w:val="20"/>
                 <w:szCs w:val="20"/>
               </w:rPr>
-              <w:t>{{competencias6}}</w:t>
-            </w:r>
-          </w:p>
-        </w:tc>
-        <w:tc>
-          <w:tcPr>
-            <w:tcW w:w="1337" w:type="dxa"/>
+              <w:t>{{campotematico6}}</w:t>
+            </w:r>
+          </w:p>
+        </w:tc>
+        <w:tc>
+          <w:tcPr>
+            <w:tcW w:w="1560" w:type="dxa"/>
             <w:vAlign w:val="center"/>
           </w:tcPr>
           <w:p>
@@ -13405,7 +13363,38 @@
               <w:autoSpaceDE w:val="0"/>
               <w:autoSpaceDN w:val="0"/>
               <w:adjustRightInd w:val="0"/>
-              <w:jc w:val="center"/>
+              <w:jc w:val="both"/>
+              <w:rPr>
+                <w:rFonts w:ascii="Arial Nova Cond" w:hAnsi="Arial Nova Cond" w:cs="Arial"/>
+                <w:color w:val="000000"/>
+                <w:kern w:val="0"/>
+                <w:sz w:val="20"/>
+                <w:szCs w:val="20"/>
+              </w:rPr>
+            </w:pPr>
+            <w:r>
+              <w:rPr>
+                <w:rFonts w:ascii="Arial Nova Cond" w:hAnsi="Arial Nova Cond" w:cs="Arial"/>
+                <w:color w:val="000000"/>
+                <w:kern w:val="0"/>
+                <w:sz w:val="20"/>
+                <w:szCs w:val="20"/>
+              </w:rPr>
+              <w:t>{{competencias6}}</w:t>
+            </w:r>
+          </w:p>
+        </w:tc>
+        <w:tc>
+          <w:tcPr>
+            <w:tcW w:w="1399" w:type="dxa"/>
+            <w:vAlign w:val="center"/>
+          </w:tcPr>
+          <w:p>
+            <w:pPr>
+              <w:autoSpaceDE w:val="0"/>
+              <w:autoSpaceDN w:val="0"/>
+              <w:adjustRightInd w:val="0"/>
+              <w:jc w:val="both"/>
               <w:rPr>
                 <w:rFonts w:ascii="Arial Nova Cond" w:hAnsi="Arial Nova Cond" w:cs="Arial"/>
                 <w:color w:val="000000"/>
@@ -13434,7 +13423,7 @@
         </w:trPr>
         <w:tc>
           <w:tcPr>
-            <w:tcW w:w="875" w:type="dxa"/>
+            <w:tcW w:w="818" w:type="dxa"/>
             <w:vMerge w:val="restart"/>
             <w:vAlign w:val="center"/>
           </w:tcPr>
@@ -13473,7 +13462,7 @@
         </w:tc>
         <w:tc>
           <w:tcPr>
-            <w:tcW w:w="1095" w:type="dxa"/>
+            <w:tcW w:w="1018" w:type="dxa"/>
             <w:vAlign w:val="center"/>
           </w:tcPr>
           <w:p>
@@ -13511,7 +13500,7 @@
         </w:tc>
         <w:tc>
           <w:tcPr>
-            <w:tcW w:w="1726" w:type="dxa"/>
+            <w:tcW w:w="5379" w:type="dxa"/>
             <w:vAlign w:val="center"/>
           </w:tcPr>
           <w:p>
@@ -13524,62 +13513,28 @@
               </w:tabs>
               <w:spacing w:line="276" w:lineRule="auto"/>
               <w:ind w:left="0"/>
+              <w:jc w:val="both"/>
+              <w:rPr>
+                <w:rFonts w:ascii="Arial Nova Cond" w:hAnsi="Arial Nova Cond"/>
+                <w:color w:val="000000" w:themeColor="text1"/>
+                <w:sz w:val="20"/>
+                <w:szCs w:val="20"/>
+              </w:rPr>
+            </w:pPr>
+            <w:r>
               <w:rPr>
                 <w:rFonts w:ascii="Arial Nova Cond" w:eastAsia="Calibri" w:hAnsi="Arial Nova Cond" w:cs="Times New Roman"/>
-                <w:color w:val="000000" w:themeColor="text1"/>
                 <w:sz w:val="20"/>
                 <w:szCs w:val="20"/>
                 <w:lang w:val="es-ES_tradnl"/>
               </w:rPr>
-            </w:pPr>
-            <w:r>
-              <w:rPr>
-                <w:rFonts w:ascii="Arial Nova Cond" w:eastAsia="Calibri" w:hAnsi="Arial Nova Cond" w:cs="Times New Roman"/>
-                <w:sz w:val="20"/>
-                <w:szCs w:val="20"/>
-                <w:lang w:val="es-ES_tradnl"/>
-              </w:rPr>
-              <w:t>{{problemapotencialidad7}}</w:t>
-            </w:r>
-          </w:p>
-        </w:tc>
-        <w:tc>
-          <w:tcPr>
-            <w:tcW w:w="6169" w:type="dxa"/>
-            <w:vAlign w:val="center"/>
-          </w:tcPr>
-          <w:p>
-            <w:pPr>
-              <w:pStyle w:val="Prrafodelista"/>
-              <w:tabs>
-                <w:tab w:val="left" w:pos="0"/>
-                <w:tab w:val="left" w:pos="142"/>
-                <w:tab w:val="left" w:pos="284"/>
-              </w:tabs>
-              <w:spacing w:line="276" w:lineRule="auto"/>
-              <w:ind w:left="0"/>
-              <w:jc w:val="both"/>
-              <w:rPr>
-                <w:rFonts w:ascii="Arial Nova Cond" w:hAnsi="Arial Nova Cond"/>
-                <w:color w:val="000000" w:themeColor="text1"/>
-                <w:sz w:val="20"/>
-                <w:szCs w:val="20"/>
-              </w:rPr>
-            </w:pPr>
-            <w:r>
-              <w:rPr>
-                <w:rFonts w:ascii="Arial Nova Cond" w:eastAsia="Calibri" w:hAnsi="Arial Nova Cond" w:cs="Times New Roman"/>
-                <w:sz w:val="20"/>
-                <w:szCs w:val="20"/>
-                <w:lang w:val="es-ES_tradnl"/>
-              </w:rPr>
               <w:t>{{situacionsignificativa7}}</w:t>
             </w:r>
           </w:p>
         </w:tc>
         <w:tc>
           <w:tcPr>
-            <w:tcW w:w="2015" w:type="dxa"/>
+            <w:tcW w:w="1984" w:type="dxa"/>
             <w:vAlign w:val="center"/>
           </w:tcPr>
           <w:p>
@@ -13610,7 +13565,7 @@
         </w:tc>
         <w:tc>
           <w:tcPr>
-            <w:tcW w:w="1634" w:type="dxa"/>
+            <w:tcW w:w="2693" w:type="dxa"/>
             <w:vAlign w:val="center"/>
           </w:tcPr>
           <w:p>
@@ -13635,13 +13590,13 @@
                 <w:sz w:val="20"/>
                 <w:szCs w:val="20"/>
               </w:rPr>
-              <w:t>{{competencias7}}</w:t>
-            </w:r>
-          </w:p>
-        </w:tc>
-        <w:tc>
-          <w:tcPr>
-            <w:tcW w:w="1337" w:type="dxa"/>
+              <w:t>{{campotematico7}}</w:t>
+            </w:r>
+          </w:p>
+        </w:tc>
+        <w:tc>
+          <w:tcPr>
+            <w:tcW w:w="1560" w:type="dxa"/>
             <w:vAlign w:val="center"/>
           </w:tcPr>
           <w:p>
@@ -13649,7 +13604,38 @@
               <w:autoSpaceDE w:val="0"/>
               <w:autoSpaceDN w:val="0"/>
               <w:adjustRightInd w:val="0"/>
-              <w:jc w:val="center"/>
+              <w:jc w:val="both"/>
+              <w:rPr>
+                <w:rFonts w:ascii="Arial Nova Cond" w:hAnsi="Arial Nova Cond" w:cs="Arial"/>
+                <w:color w:val="000000"/>
+                <w:kern w:val="0"/>
+                <w:sz w:val="20"/>
+                <w:szCs w:val="20"/>
+              </w:rPr>
+            </w:pPr>
+            <w:r>
+              <w:rPr>
+                <w:rFonts w:ascii="Arial Nova Cond" w:hAnsi="Arial Nova Cond" w:cs="Arial"/>
+                <w:color w:val="000000"/>
+                <w:kern w:val="0"/>
+                <w:sz w:val="20"/>
+                <w:szCs w:val="20"/>
+              </w:rPr>
+              <w:t>{{competencias7}}</w:t>
+            </w:r>
+          </w:p>
+        </w:tc>
+        <w:tc>
+          <w:tcPr>
+            <w:tcW w:w="1399" w:type="dxa"/>
+            <w:vAlign w:val="center"/>
+          </w:tcPr>
+          <w:p>
+            <w:pPr>
+              <w:autoSpaceDE w:val="0"/>
+              <w:autoSpaceDN w:val="0"/>
+              <w:adjustRightInd w:val="0"/>
+              <w:jc w:val="both"/>
               <w:rPr>
                 <w:rFonts w:ascii="Arial Nova Cond" w:hAnsi="Arial Nova Cond" w:cs="Arial"/>
                 <w:color w:val="000000"/>
@@ -13678,7 +13664,7 @@
         </w:trPr>
         <w:tc>
           <w:tcPr>
-            <w:tcW w:w="875" w:type="dxa"/>
+            <w:tcW w:w="818" w:type="dxa"/>
             <w:vMerge/>
             <w:vAlign w:val="center"/>
           </w:tcPr>
@@ -13706,7 +13692,7 @@
         </w:tc>
         <w:tc>
           <w:tcPr>
-            <w:tcW w:w="1095" w:type="dxa"/>
+            <w:tcW w:w="1018" w:type="dxa"/>
             <w:vAlign w:val="center"/>
           </w:tcPr>
           <w:p>
@@ -13744,7 +13730,7 @@
         </w:tc>
         <w:tc>
           <w:tcPr>
-            <w:tcW w:w="1726" w:type="dxa"/>
+            <w:tcW w:w="5379" w:type="dxa"/>
             <w:vAlign w:val="center"/>
           </w:tcPr>
           <w:p>
@@ -13757,6 +13743,7 @@
               </w:tabs>
               <w:spacing w:line="276" w:lineRule="auto"/>
               <w:ind w:left="0"/>
+              <w:jc w:val="both"/>
               <w:rPr>
                 <w:rFonts w:ascii="Arial Nova Cond" w:eastAsia="Calibri" w:hAnsi="Arial Nova Cond" w:cs="Times New Roman"/>
                 <w:color w:val="000000" w:themeColor="text1"/>
@@ -13772,48 +13759,13 @@
                 <w:szCs w:val="20"/>
                 <w:lang w:val="es-ES_tradnl"/>
               </w:rPr>
-              <w:t>{{problemapotencialidad8}}</w:t>
-            </w:r>
-          </w:p>
-        </w:tc>
-        <w:tc>
-          <w:tcPr>
-            <w:tcW w:w="6169" w:type="dxa"/>
-            <w:vAlign w:val="center"/>
-          </w:tcPr>
-          <w:p>
-            <w:pPr>
-              <w:pStyle w:val="Prrafodelista"/>
-              <w:tabs>
-                <w:tab w:val="left" w:pos="0"/>
-                <w:tab w:val="left" w:pos="142"/>
-                <w:tab w:val="left" w:pos="284"/>
-              </w:tabs>
-              <w:spacing w:line="276" w:lineRule="auto"/>
-              <w:ind w:left="0"/>
-              <w:jc w:val="both"/>
-              <w:rPr>
-                <w:rFonts w:ascii="Arial Nova Cond" w:eastAsia="Calibri" w:hAnsi="Arial Nova Cond" w:cs="Times New Roman"/>
-                <w:color w:val="000000" w:themeColor="text1"/>
-                <w:sz w:val="20"/>
-                <w:szCs w:val="20"/>
-                <w:lang w:val="es-ES_tradnl"/>
-              </w:rPr>
-            </w:pPr>
-            <w:r>
-              <w:rPr>
-                <w:rFonts w:ascii="Arial Nova Cond" w:eastAsia="Calibri" w:hAnsi="Arial Nova Cond" w:cs="Times New Roman"/>
-                <w:sz w:val="20"/>
-                <w:szCs w:val="20"/>
-                <w:lang w:val="es-ES_tradnl"/>
-              </w:rPr>
               <w:t>{{situacionsignificativa8}}</w:t>
             </w:r>
           </w:p>
         </w:tc>
         <w:tc>
           <w:tcPr>
-            <w:tcW w:w="2015" w:type="dxa"/>
+            <w:tcW w:w="1984" w:type="dxa"/>
             <w:vAlign w:val="center"/>
           </w:tcPr>
           <w:p>
@@ -13843,7 +13795,7 @@
         </w:tc>
         <w:tc>
           <w:tcPr>
-            <w:tcW w:w="1634" w:type="dxa"/>
+            <w:tcW w:w="2693" w:type="dxa"/>
             <w:vAlign w:val="center"/>
           </w:tcPr>
           <w:p>
@@ -13868,13 +13820,13 @@
                 <w:sz w:val="20"/>
                 <w:szCs w:val="20"/>
               </w:rPr>
-              <w:t>{{competencias8}}</w:t>
-            </w:r>
-          </w:p>
-        </w:tc>
-        <w:tc>
-          <w:tcPr>
-            <w:tcW w:w="1337" w:type="dxa"/>
+              <w:t>{{campotematico8}}</w:t>
+            </w:r>
+          </w:p>
+        </w:tc>
+        <w:tc>
+          <w:tcPr>
+            <w:tcW w:w="1560" w:type="dxa"/>
             <w:vAlign w:val="center"/>
           </w:tcPr>
           <w:p>
@@ -13882,7 +13834,7 @@
               <w:autoSpaceDE w:val="0"/>
               <w:autoSpaceDN w:val="0"/>
               <w:adjustRightInd w:val="0"/>
-              <w:jc w:val="center"/>
+              <w:jc w:val="both"/>
               <w:rPr>
                 <w:rFonts w:ascii="Arial Nova Cond" w:hAnsi="Arial Nova Cond" w:cs="Arial"/>
                 <w:color w:val="000000"/>
@@ -13899,6 +13851,37 @@
                 <w:sz w:val="20"/>
                 <w:szCs w:val="20"/>
               </w:rPr>
+              <w:t>{{competencias8}}</w:t>
+            </w:r>
+          </w:p>
+        </w:tc>
+        <w:tc>
+          <w:tcPr>
+            <w:tcW w:w="1399" w:type="dxa"/>
+            <w:vAlign w:val="center"/>
+          </w:tcPr>
+          <w:p>
+            <w:pPr>
+              <w:autoSpaceDE w:val="0"/>
+              <w:autoSpaceDN w:val="0"/>
+              <w:adjustRightInd w:val="0"/>
+              <w:jc w:val="both"/>
+              <w:rPr>
+                <w:rFonts w:ascii="Arial Nova Cond" w:hAnsi="Arial Nova Cond" w:cs="Arial"/>
+                <w:color w:val="000000"/>
+                <w:kern w:val="0"/>
+                <w:sz w:val="20"/>
+                <w:szCs w:val="20"/>
+              </w:rPr>
+            </w:pPr>
+            <w:r>
+              <w:rPr>
+                <w:rFonts w:ascii="Arial Nova Cond" w:hAnsi="Arial Nova Cond" w:cs="Arial"/>
+                <w:color w:val="000000"/>
+                <w:kern w:val="0"/>
+                <w:sz w:val="20"/>
+                <w:szCs w:val="20"/>
+              </w:rPr>
               <w:t>{{producto8}}</w:t>
             </w:r>
           </w:p>
@@ -13906,28 +13889,6 @@
       </w:tr>
       <w:bookmarkEnd w:id="1"/>
     </w:tbl>
-    <w:p>
-      <w:pPr>
-        <w:ind w:right="-455"/>
-        <w:rPr>
-          <w:rFonts w:ascii="Arial Nova Cond" w:hAnsi="Arial Nova Cond" w:cs="Times New Roman"/>
-          <w:b/>
-          <w:bCs/>
-          <w:color w:val="000000" w:themeColor="text1"/>
-        </w:rPr>
-      </w:pPr>
-    </w:p>
-    <w:p>
-      <w:pPr>
-        <w:ind w:right="-455"/>
-        <w:rPr>
-          <w:rFonts w:ascii="Arial Nova Cond" w:hAnsi="Arial Nova Cond" w:cs="Times New Roman"/>
-          <w:b/>
-          <w:bCs/>
-          <w:color w:val="000000" w:themeColor="text1"/>
-        </w:rPr>
-      </w:pPr>
-    </w:p>
     <w:p>
       <w:pPr>
         <w:ind w:right="-455"/>
@@ -13963,6 +13924,7 @@
           <w:bCs/>
           <w:color w:val="000000" w:themeColor="text1"/>
         </w:rPr>
+        <w:lastRenderedPageBreak/>
         <w:t xml:space="preserve">ORGANIZACIÓN DE LOS PROPÓSITOS DE APRENDIZAJE: </w:t>
       </w:r>
     </w:p>
@@ -27393,7 +27355,7 @@
 </file>
 
 <file path=word/endnotes.xml><?xml version="1.0" encoding="utf-8"?>
-<w:endnotes xmlns:wpc="http://schemas.microsoft.com/office/word/2010/wordprocessingCanvas" xmlns:cx="http://schemas.microsoft.com/office/drawing/2014/chartex" xmlns:cx1="http://schemas.microsoft.com/office/drawing/2015/9/8/chartex" xmlns:cx2="http://schemas.microsoft.com/office/drawing/2015/10/21/chartex" xmlns:cx3="http://schemas.microsoft.com/office/drawing/2016/5/9/chartex" xmlns:cx4="http://schemas.microsoft.com/office/drawing/2016/5/10/chartex" xmlns:cx5="http://schemas.microsoft.com/office/drawing/2016/5/11/chartex" xmlns:cx6="http://schemas.microsoft.com/office/drawing/2016/5/12/chartex" xmlns:cx7="http://schemas.microsoft.com/office/drawing/2016/5/13/chartex" xmlns:cx8="http://schemas.microsoft.com/office/drawing/2016/5/14/chartex" xmlns:mc="http://schemas.openxmlformats.org/markup-compatibility/2006" xmlns:aink="http://schemas.microsoft.com/office/drawing/2016/ink" xmlns:am3d="http://schemas.microsoft.com/office/drawing/2017/model3d" xmlns:o="urn:schemas-microsoft-com:office:office" xmlns:oel="http://schemas.microsoft.com/office/2019/extlst" xmlns:r="http://schemas.openxmlformats.org/officeDocument/2006/relationships" xmlns:m="http://schemas.openxmlformats.org/officeDocument/2006/math" xmlns:v="urn:schemas-microsoft-com:vml" xmlns:wp14="http://schemas.microsoft.com/office/word/2010/wordprocessingDrawing" xmlns:wp="http://schemas.openxmlformats.org/drawingml/2006/wordprocessingDrawing" xmlns:w10="urn:schemas-microsoft-com:office:word" xmlns:w="http://schemas.openxmlformats.org/wordprocessingml/2006/main" xmlns:w14="http://schemas.microsoft.com/office/word/2010/wordml" xmlns:w15="http://schemas.microsoft.com/office/word/2012/wordml" xmlns:w16cex="http://schemas.microsoft.com/office/word/2018/wordml/cex" xmlns:w16cid="http://schemas.microsoft.com/office/word/2016/wordml/cid" xmlns:w16="http://schemas.microsoft.com/office/word/2018/wordml" xmlns:w16du="http://schemas.microsoft.com/office/word/2023/wordml/word16du" xmlns:w16sdtdh="http://schemas.microsoft.com/office/word/2020/wordml/sdtdatahash" xmlns:w16se="http://schemas.microsoft.com/office/word/2015/wordml/symex" xmlns:wpg="http://schemas.microsoft.com/office/word/2010/wordprocessingGroup" xmlns:wpi="http://schemas.microsoft.com/office/word/2010/wordprocessingInk" xmlns:wne="http://schemas.microsoft.com/office/word/2006/wordml" xmlns:wps="http://schemas.microsoft.com/office/word/2010/wordprocessingShape" mc:Ignorable="w14 w15 w16se w16cid w16 w16cex w16sdtdh w16du wp14">
+<w:endnotes xmlns:wpc="http://schemas.microsoft.com/office/word/2010/wordprocessingCanvas" xmlns:cx="http://schemas.microsoft.com/office/drawing/2014/chartex" xmlns:cx1="http://schemas.microsoft.com/office/drawing/2015/9/8/chartex" xmlns:cx2="http://schemas.microsoft.com/office/drawing/2015/10/21/chartex" xmlns:cx3="http://schemas.microsoft.com/office/drawing/2016/5/9/chartex" xmlns:cx4="http://schemas.microsoft.com/office/drawing/2016/5/10/chartex" xmlns:cx5="http://schemas.microsoft.com/office/drawing/2016/5/11/chartex" xmlns:cx6="http://schemas.microsoft.com/office/drawing/2016/5/12/chartex" xmlns:cx7="http://schemas.microsoft.com/office/drawing/2016/5/13/chartex" xmlns:cx8="http://schemas.microsoft.com/office/drawing/2016/5/14/chartex" xmlns:mc="http://schemas.openxmlformats.org/markup-compatibility/2006" xmlns:aink="http://schemas.microsoft.com/office/drawing/2016/ink" xmlns:am3d="http://schemas.microsoft.com/office/drawing/2017/model3d" xmlns:o="urn:schemas-microsoft-com:office:office" xmlns:oel="http://schemas.microsoft.com/office/2019/extlst" xmlns:r="http://schemas.openxmlformats.org/officeDocument/2006/relationships" xmlns:m="http://schemas.openxmlformats.org/officeDocument/2006/math" xmlns:v="urn:schemas-microsoft-com:vml" xmlns:wp14="http://schemas.microsoft.com/office/word/2010/wordprocessingDrawing" xmlns:wp="http://schemas.openxmlformats.org/drawingml/2006/wordprocessingDrawing" xmlns:w10="urn:schemas-microsoft-com:office:word" xmlns:w="http://schemas.openxmlformats.org/wordprocessingml/2006/main" xmlns:w14="http://schemas.microsoft.com/office/word/2010/wordml" xmlns:w15="http://schemas.microsoft.com/office/word/2012/wordml" xmlns:w16cex="http://schemas.microsoft.com/office/word/2018/wordml/cex" xmlns:w16cid="http://schemas.microsoft.com/office/word/2016/wordml/cid" xmlns:w16="http://schemas.microsoft.com/office/word/2018/wordml" xmlns:w16du="http://schemas.microsoft.com/office/word/2023/wordml/word16du" xmlns:w16sdtdh="http://schemas.microsoft.com/office/word/2020/wordml/sdtdatahash" xmlns:w16sdtfl="http://schemas.microsoft.com/office/word/2024/wordml/sdtformatlock" xmlns:w16se="http://schemas.microsoft.com/office/word/2015/wordml/symex" xmlns:wpg="http://schemas.microsoft.com/office/word/2010/wordprocessingGroup" xmlns:wpi="http://schemas.microsoft.com/office/word/2010/wordprocessingInk" xmlns:wne="http://schemas.microsoft.com/office/word/2006/wordml" xmlns:wps="http://schemas.microsoft.com/office/word/2010/wordprocessingShape" mc:Ignorable="w14 w15 w16se w16cid w16 w16cex w16sdtdh w16sdtfl w16du wp14">
   <w:endnote w:type="separator" w:id="-1">
     <w:p>
       <w:pPr>
@@ -27418,7 +27380,7 @@
 </file>
 
 <file path=word/footer1.xml><?xml version="1.0" encoding="utf-8"?>
-<w:ftr xmlns:wpc="http://schemas.microsoft.com/office/word/2010/wordprocessingCanvas" xmlns:cx="http://schemas.microsoft.com/office/drawing/2014/chartex" xmlns:cx1="http://schemas.microsoft.com/office/drawing/2015/9/8/chartex" xmlns:cx2="http://schemas.microsoft.com/office/drawing/2015/10/21/chartex" xmlns:cx3="http://schemas.microsoft.com/office/drawing/2016/5/9/chartex" xmlns:cx4="http://schemas.microsoft.com/office/drawing/2016/5/10/chartex" xmlns:cx5="http://schemas.microsoft.com/office/drawing/2016/5/11/chartex" xmlns:cx6="http://schemas.microsoft.com/office/drawing/2016/5/12/chartex" xmlns:cx7="http://schemas.microsoft.com/office/drawing/2016/5/13/chartex" xmlns:cx8="http://schemas.microsoft.com/office/drawing/2016/5/14/chartex" xmlns:mc="http://schemas.openxmlformats.org/markup-compatibility/2006" xmlns:aink="http://schemas.microsoft.com/office/drawing/2016/ink" xmlns:am3d="http://schemas.microsoft.com/office/drawing/2017/model3d" xmlns:o="urn:schemas-microsoft-com:office:office" xmlns:oel="http://schemas.microsoft.com/office/2019/extlst" xmlns:r="http://schemas.openxmlformats.org/officeDocument/2006/relationships" xmlns:m="http://schemas.openxmlformats.org/officeDocument/2006/math" xmlns:v="urn:schemas-microsoft-com:vml" xmlns:wp14="http://schemas.microsoft.com/office/word/2010/wordprocessingDrawing" xmlns:wp="http://schemas.openxmlformats.org/drawingml/2006/wordprocessingDrawing" xmlns:w10="urn:schemas-microsoft-com:office:word" xmlns:w="http://schemas.openxmlformats.org/wordprocessingml/2006/main" xmlns:w14="http://schemas.microsoft.com/office/word/2010/wordml" xmlns:w15="http://schemas.microsoft.com/office/word/2012/wordml" xmlns:w16cex="http://schemas.microsoft.com/office/word/2018/wordml/cex" xmlns:w16cid="http://schemas.microsoft.com/office/word/2016/wordml/cid" xmlns:w16="http://schemas.microsoft.com/office/word/2018/wordml" xmlns:w16du="http://schemas.microsoft.com/office/word/2023/wordml/word16du" xmlns:w16sdtdh="http://schemas.microsoft.com/office/word/2020/wordml/sdtdatahash" xmlns:w16se="http://schemas.microsoft.com/office/word/2015/wordml/symex" xmlns:wpg="http://schemas.microsoft.com/office/word/2010/wordprocessingGroup" xmlns:wpi="http://schemas.microsoft.com/office/word/2010/wordprocessingInk" xmlns:wne="http://schemas.microsoft.com/office/word/2006/wordml" xmlns:wps="http://schemas.microsoft.com/office/word/2010/wordprocessingShape" mc:Ignorable="w14 w15 w16se w16cid w16 w16cex w16sdtdh w16du wp14">
+<w:ftr xmlns:wpc="http://schemas.microsoft.com/office/word/2010/wordprocessingCanvas" xmlns:cx="http://schemas.microsoft.com/office/drawing/2014/chartex" xmlns:cx1="http://schemas.microsoft.com/office/drawing/2015/9/8/chartex" xmlns:cx2="http://schemas.microsoft.com/office/drawing/2015/10/21/chartex" xmlns:cx3="http://schemas.microsoft.com/office/drawing/2016/5/9/chartex" xmlns:cx4="http://schemas.microsoft.com/office/drawing/2016/5/10/chartex" xmlns:cx5="http://schemas.microsoft.com/office/drawing/2016/5/11/chartex" xmlns:cx6="http://schemas.microsoft.com/office/drawing/2016/5/12/chartex" xmlns:cx7="http://schemas.microsoft.com/office/drawing/2016/5/13/chartex" xmlns:cx8="http://schemas.microsoft.com/office/drawing/2016/5/14/chartex" xmlns:mc="http://schemas.openxmlformats.org/markup-compatibility/2006" xmlns:aink="http://schemas.microsoft.com/office/drawing/2016/ink" xmlns:am3d="http://schemas.microsoft.com/office/drawing/2017/model3d" xmlns:o="urn:schemas-microsoft-com:office:office" xmlns:oel="http://schemas.microsoft.com/office/2019/extlst" xmlns:r="http://schemas.openxmlformats.org/officeDocument/2006/relationships" xmlns:m="http://schemas.openxmlformats.org/officeDocument/2006/math" xmlns:v="urn:schemas-microsoft-com:vml" xmlns:wp14="http://schemas.microsoft.com/office/word/2010/wordprocessingDrawing" xmlns:wp="http://schemas.openxmlformats.org/drawingml/2006/wordprocessingDrawing" xmlns:w10="urn:schemas-microsoft-com:office:word" xmlns:w="http://schemas.openxmlformats.org/wordprocessingml/2006/main" xmlns:w14="http://schemas.microsoft.com/office/word/2010/wordml" xmlns:w15="http://schemas.microsoft.com/office/word/2012/wordml" xmlns:w16cex="http://schemas.microsoft.com/office/word/2018/wordml/cex" xmlns:w16cid="http://schemas.microsoft.com/office/word/2016/wordml/cid" xmlns:w16="http://schemas.microsoft.com/office/word/2018/wordml" xmlns:w16du="http://schemas.microsoft.com/office/word/2023/wordml/word16du" xmlns:w16sdtdh="http://schemas.microsoft.com/office/word/2020/wordml/sdtdatahash" xmlns:w16sdtfl="http://schemas.microsoft.com/office/word/2024/wordml/sdtformatlock" xmlns:w16se="http://schemas.microsoft.com/office/word/2015/wordml/symex" xmlns:wpg="http://schemas.microsoft.com/office/word/2010/wordprocessingGroup" xmlns:wpi="http://schemas.microsoft.com/office/word/2010/wordprocessingInk" xmlns:wne="http://schemas.microsoft.com/office/word/2006/wordml" xmlns:wps="http://schemas.microsoft.com/office/word/2010/wordprocessingShape" mc:Ignorable="w14 w15 w16se w16cid w16 w16cex w16sdtdh w16sdtfl w16du wp14">
   <w:p>
     <w:pPr>
       <w:pStyle w:val="Piedepgina"/>
@@ -27915,7 +27877,7 @@
 </file>
 
 <file path=word/footnotes.xml><?xml version="1.0" encoding="utf-8"?>
-<w:footnotes xmlns:wpc="http://schemas.microsoft.com/office/word/2010/wordprocessingCanvas" xmlns:cx="http://schemas.microsoft.com/office/drawing/2014/chartex" xmlns:cx1="http://schemas.microsoft.com/office/drawing/2015/9/8/chartex" xmlns:cx2="http://schemas.microsoft.com/office/drawing/2015/10/21/chartex" xmlns:cx3="http://schemas.microsoft.com/office/drawing/2016/5/9/chartex" xmlns:cx4="http://schemas.microsoft.com/office/drawing/2016/5/10/chartex" xmlns:cx5="http://schemas.microsoft.com/office/drawing/2016/5/11/chartex" xmlns:cx6="http://schemas.microsoft.com/office/drawing/2016/5/12/chartex" xmlns:cx7="http://schemas.microsoft.com/office/drawing/2016/5/13/chartex" xmlns:cx8="http://schemas.microsoft.com/office/drawing/2016/5/14/chartex" xmlns:mc="http://schemas.openxmlformats.org/markup-compatibility/2006" xmlns:aink="http://schemas.microsoft.com/office/drawing/2016/ink" xmlns:am3d="http://schemas.microsoft.com/office/drawing/2017/model3d" xmlns:o="urn:schemas-microsoft-com:office:office" xmlns:oel="http://schemas.microsoft.com/office/2019/extlst" xmlns:r="http://schemas.openxmlformats.org/officeDocument/2006/relationships" xmlns:m="http://schemas.openxmlformats.org/officeDocument/2006/math" xmlns:v="urn:schemas-microsoft-com:vml" xmlns:wp14="http://schemas.microsoft.com/office/word/2010/wordprocessingDrawing" xmlns:wp="http://schemas.openxmlformats.org/drawingml/2006/wordprocessingDrawing" xmlns:w10="urn:schemas-microsoft-com:office:word" xmlns:w="http://schemas.openxmlformats.org/wordprocessingml/2006/main" xmlns:w14="http://schemas.microsoft.com/office/word/2010/wordml" xmlns:w15="http://schemas.microsoft.com/office/word/2012/wordml" xmlns:w16cex="http://schemas.microsoft.com/office/word/2018/wordml/cex" xmlns:w16cid="http://schemas.microsoft.com/office/word/2016/wordml/cid" xmlns:w16="http://schemas.microsoft.com/office/word/2018/wordml" xmlns:w16du="http://schemas.microsoft.com/office/word/2023/wordml/word16du" xmlns:w16sdtdh="http://schemas.microsoft.com/office/word/2020/wordml/sdtdatahash" xmlns:w16se="http://schemas.microsoft.com/office/word/2015/wordml/symex" xmlns:wpg="http://schemas.microsoft.com/office/word/2010/wordprocessingGroup" xmlns:wpi="http://schemas.microsoft.com/office/word/2010/wordprocessingInk" xmlns:wne="http://schemas.microsoft.com/office/word/2006/wordml" xmlns:wps="http://schemas.microsoft.com/office/word/2010/wordprocessingShape" mc:Ignorable="w14 w15 w16se w16cid w16 w16cex w16sdtdh w16du wp14">
+<w:footnotes xmlns:wpc="http://schemas.microsoft.com/office/word/2010/wordprocessingCanvas" xmlns:cx="http://schemas.microsoft.com/office/drawing/2014/chartex" xmlns:cx1="http://schemas.microsoft.com/office/drawing/2015/9/8/chartex" xmlns:cx2="http://schemas.microsoft.com/office/drawing/2015/10/21/chartex" xmlns:cx3="http://schemas.microsoft.com/office/drawing/2016/5/9/chartex" xmlns:cx4="http://schemas.microsoft.com/office/drawing/2016/5/10/chartex" xmlns:cx5="http://schemas.microsoft.com/office/drawing/2016/5/11/chartex" xmlns:cx6="http://schemas.microsoft.com/office/drawing/2016/5/12/chartex" xmlns:cx7="http://schemas.microsoft.com/office/drawing/2016/5/13/chartex" xmlns:cx8="http://schemas.microsoft.com/office/drawing/2016/5/14/chartex" xmlns:mc="http://schemas.openxmlformats.org/markup-compatibility/2006" xmlns:aink="http://schemas.microsoft.com/office/drawing/2016/ink" xmlns:am3d="http://schemas.microsoft.com/office/drawing/2017/model3d" xmlns:o="urn:schemas-microsoft-com:office:office" xmlns:oel="http://schemas.microsoft.com/office/2019/extlst" xmlns:r="http://schemas.openxmlformats.org/officeDocument/2006/relationships" xmlns:m="http://schemas.openxmlformats.org/officeDocument/2006/math" xmlns:v="urn:schemas-microsoft-com:vml" xmlns:wp14="http://schemas.microsoft.com/office/word/2010/wordprocessingDrawing" xmlns:wp="http://schemas.openxmlformats.org/drawingml/2006/wordprocessingDrawing" xmlns:w10="urn:schemas-microsoft-com:office:word" xmlns:w="http://schemas.openxmlformats.org/wordprocessingml/2006/main" xmlns:w14="http://schemas.microsoft.com/office/word/2010/wordml" xmlns:w15="http://schemas.microsoft.com/office/word/2012/wordml" xmlns:w16cex="http://schemas.microsoft.com/office/word/2018/wordml/cex" xmlns:w16cid="http://schemas.microsoft.com/office/word/2016/wordml/cid" xmlns:w16="http://schemas.microsoft.com/office/word/2018/wordml" xmlns:w16du="http://schemas.microsoft.com/office/word/2023/wordml/word16du" xmlns:w16sdtdh="http://schemas.microsoft.com/office/word/2020/wordml/sdtdatahash" xmlns:w16sdtfl="http://schemas.microsoft.com/office/word/2024/wordml/sdtformatlock" xmlns:w16se="http://schemas.microsoft.com/office/word/2015/wordml/symex" xmlns:wpg="http://schemas.microsoft.com/office/word/2010/wordprocessingGroup" xmlns:wpi="http://schemas.microsoft.com/office/word/2010/wordprocessingInk" xmlns:wne="http://schemas.microsoft.com/office/word/2006/wordml" xmlns:wps="http://schemas.microsoft.com/office/word/2010/wordprocessingShape" mc:Ignorable="w14 w15 w16se w16cid w16 w16cex w16sdtdh w16sdtfl w16du wp14">
   <w:footnote w:type="separator" w:id="-1">
     <w:p>
       <w:pPr>
@@ -27940,7 +27902,7 @@
 </file>
 
 <file path=word/header1.xml><?xml version="1.0" encoding="utf-8"?>
-<w:hdr xmlns:wpc="http://schemas.microsoft.com/office/word/2010/wordprocessingCanvas" xmlns:cx="http://schemas.microsoft.com/office/drawing/2014/chartex" xmlns:cx1="http://schemas.microsoft.com/office/drawing/2015/9/8/chartex" xmlns:cx2="http://schemas.microsoft.com/office/drawing/2015/10/21/chartex" xmlns:cx3="http://schemas.microsoft.com/office/drawing/2016/5/9/chartex" xmlns:cx4="http://schemas.microsoft.com/office/drawing/2016/5/10/chartex" xmlns:cx5="http://schemas.microsoft.com/office/drawing/2016/5/11/chartex" xmlns:cx6="http://schemas.microsoft.com/office/drawing/2016/5/12/chartex" xmlns:cx7="http://schemas.microsoft.com/office/drawing/2016/5/13/chartex" xmlns:cx8="http://schemas.microsoft.com/office/drawing/2016/5/14/chartex" xmlns:mc="http://schemas.openxmlformats.org/markup-compatibility/2006" xmlns:aink="http://schemas.microsoft.com/office/drawing/2016/ink" xmlns:am3d="http://schemas.microsoft.com/office/drawing/2017/model3d" xmlns:o="urn:schemas-microsoft-com:office:office" xmlns:oel="http://schemas.microsoft.com/office/2019/extlst" xmlns:r="http://schemas.openxmlformats.org/officeDocument/2006/relationships" xmlns:m="http://schemas.openxmlformats.org/officeDocument/2006/math" xmlns:v="urn:schemas-microsoft-com:vml" xmlns:wp14="http://schemas.microsoft.com/office/word/2010/wordprocessingDrawing" xmlns:wp="http://schemas.openxmlformats.org/drawingml/2006/wordprocessingDrawing" xmlns:w10="urn:schemas-microsoft-com:office:word" xmlns:w="http://schemas.openxmlformats.org/wordprocessingml/2006/main" xmlns:w14="http://schemas.microsoft.com/office/word/2010/wordml" xmlns:w15="http://schemas.microsoft.com/office/word/2012/wordml" xmlns:w16cex="http://schemas.microsoft.com/office/word/2018/wordml/cex" xmlns:w16cid="http://schemas.microsoft.com/office/word/2016/wordml/cid" xmlns:w16="http://schemas.microsoft.com/office/word/2018/wordml" xmlns:w16du="http://schemas.microsoft.com/office/word/2023/wordml/word16du" xmlns:w16sdtdh="http://schemas.microsoft.com/office/word/2020/wordml/sdtdatahash" xmlns:w16se="http://schemas.microsoft.com/office/word/2015/wordml/symex" xmlns:wpg="http://schemas.microsoft.com/office/word/2010/wordprocessingGroup" xmlns:wpi="http://schemas.microsoft.com/office/word/2010/wordprocessingInk" xmlns:wne="http://schemas.microsoft.com/office/word/2006/wordml" xmlns:wps="http://schemas.microsoft.com/office/word/2010/wordprocessingShape" mc:Ignorable="w14 w15 w16se w16cid w16 w16cex w16sdtdh w16du wp14">
+<w:hdr xmlns:wpc="http://schemas.microsoft.com/office/word/2010/wordprocessingCanvas" xmlns:cx="http://schemas.microsoft.com/office/drawing/2014/chartex" xmlns:cx1="http://schemas.microsoft.com/office/drawing/2015/9/8/chartex" xmlns:cx2="http://schemas.microsoft.com/office/drawing/2015/10/21/chartex" xmlns:cx3="http://schemas.microsoft.com/office/drawing/2016/5/9/chartex" xmlns:cx4="http://schemas.microsoft.com/office/drawing/2016/5/10/chartex" xmlns:cx5="http://schemas.microsoft.com/office/drawing/2016/5/11/chartex" xmlns:cx6="http://schemas.microsoft.com/office/drawing/2016/5/12/chartex" xmlns:cx7="http://schemas.microsoft.com/office/drawing/2016/5/13/chartex" xmlns:cx8="http://schemas.microsoft.com/office/drawing/2016/5/14/chartex" xmlns:mc="http://schemas.openxmlformats.org/markup-compatibility/2006" xmlns:aink="http://schemas.microsoft.com/office/drawing/2016/ink" xmlns:am3d="http://schemas.microsoft.com/office/drawing/2017/model3d" xmlns:o="urn:schemas-microsoft-com:office:office" xmlns:oel="http://schemas.microsoft.com/office/2019/extlst" xmlns:r="http://schemas.openxmlformats.org/officeDocument/2006/relationships" xmlns:m="http://schemas.openxmlformats.org/officeDocument/2006/math" xmlns:v="urn:schemas-microsoft-com:vml" xmlns:wp14="http://schemas.microsoft.com/office/word/2010/wordprocessingDrawing" xmlns:wp="http://schemas.openxmlformats.org/drawingml/2006/wordprocessingDrawing" xmlns:w10="urn:schemas-microsoft-com:office:word" xmlns:w="http://schemas.openxmlformats.org/wordprocessingml/2006/main" xmlns:w14="http://schemas.microsoft.com/office/word/2010/wordml" xmlns:w15="http://schemas.microsoft.com/office/word/2012/wordml" xmlns:w16cex="http://schemas.microsoft.com/office/word/2018/wordml/cex" xmlns:w16cid="http://schemas.microsoft.com/office/word/2016/wordml/cid" xmlns:w16="http://schemas.microsoft.com/office/word/2018/wordml" xmlns:w16du="http://schemas.microsoft.com/office/word/2023/wordml/word16du" xmlns:w16sdtdh="http://schemas.microsoft.com/office/word/2020/wordml/sdtdatahash" xmlns:w16sdtfl="http://schemas.microsoft.com/office/word/2024/wordml/sdtformatlock" xmlns:w16se="http://schemas.microsoft.com/office/word/2015/wordml/symex" xmlns:wpg="http://schemas.microsoft.com/office/word/2010/wordprocessingGroup" xmlns:wpi="http://schemas.microsoft.com/office/word/2010/wordprocessingInk" xmlns:wne="http://schemas.microsoft.com/office/word/2006/wordml" xmlns:wps="http://schemas.microsoft.com/office/word/2010/wordprocessingShape" mc:Ignorable="w14 w15 w16se w16cid w16 w16cex w16sdtdh w16sdtfl w16du wp14">
   <w:tbl>
     <w:tblPr>
       <w:tblStyle w:val="Tablaconcuadrcula"/>
@@ -28230,7 +28192,7 @@
 </file>
 
 <file path=word/numbering.xml><?xml version="1.0" encoding="utf-8"?>
-<w:numbering xmlns:wpc="http://schemas.microsoft.com/office/word/2010/wordprocessingCanvas" xmlns:cx="http://schemas.microsoft.com/office/drawing/2014/chartex" xmlns:cx1="http://schemas.microsoft.com/office/drawing/2015/9/8/chartex" xmlns:cx2="http://schemas.microsoft.com/office/drawing/2015/10/21/chartex" xmlns:cx3="http://schemas.microsoft.com/office/drawing/2016/5/9/chartex" xmlns:cx4="http://schemas.microsoft.com/office/drawing/2016/5/10/chartex" xmlns:cx5="http://schemas.microsoft.com/office/drawing/2016/5/11/chartex" xmlns:cx6="http://schemas.microsoft.com/office/drawing/2016/5/12/chartex" xmlns:cx7="http://schemas.microsoft.com/office/drawing/2016/5/13/chartex" xmlns:cx8="http://schemas.microsoft.com/office/drawing/2016/5/14/chartex" xmlns:mc="http://schemas.openxmlformats.org/markup-compatibility/2006" xmlns:aink="http://schemas.microsoft.com/office/drawing/2016/ink" xmlns:am3d="http://schemas.microsoft.com/office/drawing/2017/model3d" xmlns:o="urn:schemas-microsoft-com:office:office" xmlns:oel="http://schemas.microsoft.com/office/2019/extlst" xmlns:r="http://schemas.openxmlformats.org/officeDocument/2006/relationships" xmlns:m="http://schemas.openxmlformats.org/officeDocument/2006/math" xmlns:v="urn:schemas-microsoft-com:vml" xmlns:wp14="http://schemas.microsoft.com/office/word/2010/wordprocessingDrawing" xmlns:wp="http://schemas.openxmlformats.org/drawingml/2006/wordprocessingDrawing" xmlns:w10="urn:schemas-microsoft-com:office:word" xmlns:w="http://schemas.openxmlformats.org/wordprocessingml/2006/main" xmlns:w14="http://schemas.microsoft.com/office/word/2010/wordml" xmlns:w15="http://schemas.microsoft.com/office/word/2012/wordml" xmlns:w16cex="http://schemas.microsoft.com/office/word/2018/wordml/cex" xmlns:w16cid="http://schemas.microsoft.com/office/word/2016/wordml/cid" xmlns:w16="http://schemas.microsoft.com/office/word/2018/wordml" xmlns:w16du="http://schemas.microsoft.com/office/word/2023/wordml/word16du" xmlns:w16sdtdh="http://schemas.microsoft.com/office/word/2020/wordml/sdtdatahash" xmlns:w16se="http://schemas.microsoft.com/office/word/2015/wordml/symex" xmlns:wpg="http://schemas.microsoft.com/office/word/2010/wordprocessingGroup" xmlns:wpi="http://schemas.microsoft.com/office/word/2010/wordprocessingInk" xmlns:wne="http://schemas.microsoft.com/office/word/2006/wordml" xmlns:wps="http://schemas.microsoft.com/office/word/2010/wordprocessingShape" mc:Ignorable="w14 w15 w16se w16cid w16 w16cex w16sdtdh w16du wp14">
+<w:numbering xmlns:wpc="http://schemas.microsoft.com/office/word/2010/wordprocessingCanvas" xmlns:cx="http://schemas.microsoft.com/office/drawing/2014/chartex" xmlns:cx1="http://schemas.microsoft.com/office/drawing/2015/9/8/chartex" xmlns:cx2="http://schemas.microsoft.com/office/drawing/2015/10/21/chartex" xmlns:cx3="http://schemas.microsoft.com/office/drawing/2016/5/9/chartex" xmlns:cx4="http://schemas.microsoft.com/office/drawing/2016/5/10/chartex" xmlns:cx5="http://schemas.microsoft.com/office/drawing/2016/5/11/chartex" xmlns:cx6="http://schemas.microsoft.com/office/drawing/2016/5/12/chartex" xmlns:cx7="http://schemas.microsoft.com/office/drawing/2016/5/13/chartex" xmlns:cx8="http://schemas.microsoft.com/office/drawing/2016/5/14/chartex" xmlns:mc="http://schemas.openxmlformats.org/markup-compatibility/2006" xmlns:aink="http://schemas.microsoft.com/office/drawing/2016/ink" xmlns:am3d="http://schemas.microsoft.com/office/drawing/2017/model3d" xmlns:o="urn:schemas-microsoft-com:office:office" xmlns:oel="http://schemas.microsoft.com/office/2019/extlst" xmlns:r="http://schemas.openxmlformats.org/officeDocument/2006/relationships" xmlns:m="http://schemas.openxmlformats.org/officeDocument/2006/math" xmlns:v="urn:schemas-microsoft-com:vml" xmlns:wp14="http://schemas.microsoft.com/office/word/2010/wordprocessingDrawing" xmlns:wp="http://schemas.openxmlformats.org/drawingml/2006/wordprocessingDrawing" xmlns:w10="urn:schemas-microsoft-com:office:word" xmlns:w="http://schemas.openxmlformats.org/wordprocessingml/2006/main" xmlns:w14="http://schemas.microsoft.com/office/word/2010/wordml" xmlns:w15="http://schemas.microsoft.com/office/word/2012/wordml" xmlns:w16cex="http://schemas.microsoft.com/office/word/2018/wordml/cex" xmlns:w16cid="http://schemas.microsoft.com/office/word/2016/wordml/cid" xmlns:w16="http://schemas.microsoft.com/office/word/2018/wordml" xmlns:w16du="http://schemas.microsoft.com/office/word/2023/wordml/word16du" xmlns:w16sdtdh="http://schemas.microsoft.com/office/word/2020/wordml/sdtdatahash" xmlns:w16sdtfl="http://schemas.microsoft.com/office/word/2024/wordml/sdtformatlock" xmlns:w16se="http://schemas.microsoft.com/office/word/2015/wordml/symex" xmlns:wpg="http://schemas.microsoft.com/office/word/2010/wordprocessingGroup" xmlns:wpi="http://schemas.microsoft.com/office/word/2010/wordprocessingInk" xmlns:wne="http://schemas.microsoft.com/office/word/2006/wordml" xmlns:wps="http://schemas.microsoft.com/office/word/2010/wordprocessingShape" mc:Ignorable="w14 w15 w16se w16cid w16 w16cex w16sdtdh w16sdtfl w16du wp14">
   <w:abstractNum w:abstractNumId="0" w15:restartNumberingAfterBreak="0">
     <w:nsid w:val="01D321E7"/>
     <w:multiLevelType w:val="hybridMultilevel"/>
@@ -32998,7 +32960,7 @@
 </file>
 
 <file path=word/styles.xml><?xml version="1.0" encoding="utf-8"?>
-<w:styles xmlns:mc="http://schemas.openxmlformats.org/markup-compatibility/2006" xmlns:r="http://schemas.openxmlformats.org/officeDocument/2006/relationships" xmlns:w="http://schemas.openxmlformats.org/wordprocessingml/2006/main" xmlns:w14="http://schemas.microsoft.com/office/word/2010/wordml" xmlns:w15="http://schemas.microsoft.com/office/word/2012/wordml" xmlns:w16cex="http://schemas.microsoft.com/office/word/2018/wordml/cex" xmlns:w16cid="http://schemas.microsoft.com/office/word/2016/wordml/cid" xmlns:w16="http://schemas.microsoft.com/office/word/2018/wordml" xmlns:w16du="http://schemas.microsoft.com/office/word/2023/wordml/word16du" xmlns:w16sdtdh="http://schemas.microsoft.com/office/word/2020/wordml/sdtdatahash" xmlns:w16se="http://schemas.microsoft.com/office/word/2015/wordml/symex" mc:Ignorable="w14 w15 w16se w16cid w16 w16cex w16sdtdh w16du">
+<w:styles xmlns:mc="http://schemas.openxmlformats.org/markup-compatibility/2006" xmlns:r="http://schemas.openxmlformats.org/officeDocument/2006/relationships" xmlns:w="http://schemas.openxmlformats.org/wordprocessingml/2006/main" xmlns:w14="http://schemas.microsoft.com/office/word/2010/wordml" xmlns:w15="http://schemas.microsoft.com/office/word/2012/wordml" xmlns:w16cex="http://schemas.microsoft.com/office/word/2018/wordml/cex" xmlns:w16cid="http://schemas.microsoft.com/office/word/2016/wordml/cid" xmlns:w16="http://schemas.microsoft.com/office/word/2018/wordml" xmlns:w16du="http://schemas.microsoft.com/office/word/2023/wordml/word16du" xmlns:w16sdtdh="http://schemas.microsoft.com/office/word/2020/wordml/sdtdatahash" xmlns:w16sdtfl="http://schemas.microsoft.com/office/word/2024/wordml/sdtformatlock" xmlns:w16se="http://schemas.microsoft.com/office/word/2015/wordml/symex" mc:Ignorable="w14 w15 w16se w16cid w16 w16cex w16sdtdh w16sdtfl w16du">
   <w:docDefaults>
     <w:rPrDefault>
       <w:rPr>
@@ -34046,7 +34008,7 @@
       <w:iCs/>
     </w:rPr>
   </w:style>
-  <w:style w:type="character" w:styleId="Textoennegrita">
+  <w:style w:type="character" w:styleId="Fuerte">
     <w:name w:val="Strong"/>
     <w:basedOn w:val="Fuentedeprrafopredeter"/>
     <w:uiPriority w:val="22"/>
